--- a/docu_thesis/main_thesis.docx
+++ b/docu_thesis/main_thesis.docx
@@ -97,8 +97,13 @@
     </w:p>
     <w:p>
       <w:r>
-        <w:t>Jefferson G. Mamauag</w:t>
-      </w:r>
+        <w:t xml:space="preserve">Jefferson G. </w:t>
+      </w:r>
+      <w:proofErr w:type="spellStart"/>
+      <w:r>
+        <w:t>Mamauag</w:t>
+      </w:r>
+      <w:proofErr w:type="spellEnd"/>
     </w:p>
     <w:p>
       <w:r>
@@ -540,8 +545,17 @@
           <w:rFonts w:eastAsia="Aptos" w:cs="Times New Roman"/>
           <w:b w:val="0"/>
         </w:rPr>
-        <w:t>Jefferson G. Mamauag</w:t>
-      </w:r>
+        <w:t xml:space="preserve">Jefferson G. </w:t>
+      </w:r>
+      <w:proofErr w:type="spellStart"/>
+      <w:r>
+        <w:rPr>
+          <w:rFonts w:eastAsia="Aptos" w:cs="Times New Roman"/>
+          <w:b w:val="0"/>
+        </w:rPr>
+        <w:t>Mamauag</w:t>
+      </w:r>
+      <w:proofErr w:type="spellEnd"/>
     </w:p>
     <w:p>
       <w:pPr>
@@ -843,8 +857,18 @@
           <w:b w:val="0"/>
           <w:szCs w:val="24"/>
         </w:rPr>
-        <w:t>Enoch James C. Tayanguna</w:t>
-      </w:r>
+        <w:t xml:space="preserve">Enoch James C. </w:t>
+      </w:r>
+      <w:proofErr w:type="spellStart"/>
+      <w:r>
+        <w:rPr>
+          <w:rFonts w:eastAsia="Aptos" w:cs="Times New Roman"/>
+          <w:b w:val="0"/>
+          <w:szCs w:val="24"/>
+        </w:rPr>
+        <w:t>Tayanguna</w:t>
+      </w:r>
+      <w:proofErr w:type="spellEnd"/>
     </w:p>
     <w:p>
       <w:pPr>
@@ -979,13 +1003,23 @@
           <w:szCs w:val="24"/>
         </w:rPr>
       </w:pPr>
+      <w:proofErr w:type="spellStart"/>
       <w:r>
         <w:rPr>
           <w:rFonts w:eastAsia="Aptos" w:cs="Times New Roman"/>
           <w:b w:val="0"/>
           <w:szCs w:val="24"/>
         </w:rPr>
-        <w:t>Deffrey Josh A. Austria</w:t>
+        <w:t>Deffrey</w:t>
+      </w:r>
+      <w:proofErr w:type="spellEnd"/>
+      <w:r>
+        <w:rPr>
+          <w:rFonts w:eastAsia="Aptos" w:cs="Times New Roman"/>
+          <w:b w:val="0"/>
+          <w:szCs w:val="24"/>
+        </w:rPr>
+        <w:t xml:space="preserve"> Josh A. Austria</w:t>
       </w:r>
     </w:p>
     <w:p>
@@ -1098,8 +1132,21 @@
       <w:r>
         <w:t xml:space="preserve">ICT and STEM Students of </w:t>
       </w:r>
-      <w:r>
-        <w:t>Yverdon de Pestallozi School Inc.</w:t>
+      <w:proofErr w:type="spellStart"/>
+      <w:r>
+        <w:t>Yverdon</w:t>
+      </w:r>
+      <w:proofErr w:type="spellEnd"/>
+      <w:r>
+        <w:t xml:space="preserve"> de </w:t>
+      </w:r>
+      <w:proofErr w:type="spellStart"/>
+      <w:r>
+        <w:t>Pestallozi</w:t>
+      </w:r>
+      <w:proofErr w:type="spellEnd"/>
+      <w:r>
+        <w:t xml:space="preserve"> School Inc.</w:t>
       </w:r>
       <w:r>
         <w:t>.</w:t>
@@ -1126,8 +1173,13 @@
         <w:t>prepared and submitted by</w:t>
       </w:r>
       <w:r>
-        <w:t xml:space="preserve"> Glenn Marco B. Accad; Adrian V. Gallano; Jefferson G. Mamauag</w:t>
-      </w:r>
+        <w:t xml:space="preserve"> Glenn Marco B. Accad; Adrian V. Gallano; Jefferson G. </w:t>
+      </w:r>
+      <w:proofErr w:type="spellStart"/>
+      <w:r>
+        <w:t>Mamauag</w:t>
+      </w:r>
+      <w:proofErr w:type="spellEnd"/>
       <w:r>
         <w:rPr>
           <w:b w:val="0"/>
@@ -1266,8 +1318,16 @@
               <w:rPr>
                 <w:b w:val="0"/>
               </w:rPr>
-              <w:t xml:space="preserve"> Matthew P. Sindao</w:t>
-            </w:r>
+              <w:t xml:space="preserve"> Matthew P. </w:t>
+            </w:r>
+            <w:proofErr w:type="spellStart"/>
+            <w:r>
+              <w:rPr>
+                <w:b w:val="0"/>
+              </w:rPr>
+              <w:t>Sindao</w:t>
+            </w:r>
+            <w:proofErr w:type="spellEnd"/>
           </w:p>
         </w:tc>
         <w:tc>
@@ -1292,11 +1352,19 @@
                 <w:b w:val="0"/>
               </w:rPr>
             </w:pPr>
-            <w:r>
-              <w:rPr>
-                <w:b w:val="0"/>
-              </w:rPr>
-              <w:t>Lianoel Vergante</w:t>
+            <w:proofErr w:type="spellStart"/>
+            <w:r>
+              <w:rPr>
+                <w:b w:val="0"/>
+              </w:rPr>
+              <w:t>Lianoel</w:t>
+            </w:r>
+            <w:proofErr w:type="spellEnd"/>
+            <w:r>
+              <w:rPr>
+                <w:b w:val="0"/>
+              </w:rPr>
+              <w:t xml:space="preserve"> Vergante</w:t>
             </w:r>
           </w:p>
         </w:tc>
@@ -1372,8 +1440,16 @@
         <w:rPr>
           <w:b w:val="0"/>
         </w:rPr>
-        <w:t>Enoch James C. Tayanguna</w:t>
-      </w:r>
+        <w:t xml:space="preserve">Enoch James C. </w:t>
+      </w:r>
+      <w:proofErr w:type="spellStart"/>
+      <w:r>
+        <w:rPr>
+          <w:b w:val="0"/>
+        </w:rPr>
+        <w:t>Tayanguna</w:t>
+      </w:r>
+      <w:proofErr w:type="spellEnd"/>
     </w:p>
     <w:p>
       <w:r>
@@ -1451,8 +1527,16 @@
               <w:rPr>
                 <w:b w:val="0"/>
               </w:rPr>
-              <w:t>Enoch James C. Tayanguna</w:t>
-            </w:r>
+              <w:t xml:space="preserve">Enoch James C. </w:t>
+            </w:r>
+            <w:proofErr w:type="spellStart"/>
+            <w:r>
+              <w:rPr>
+                <w:b w:val="0"/>
+              </w:rPr>
+              <w:t>Tayanguna</w:t>
+            </w:r>
+            <w:proofErr w:type="spellEnd"/>
           </w:p>
         </w:tc>
         <w:tc>
@@ -1477,11 +1561,19 @@
                 <w:b w:val="0"/>
               </w:rPr>
             </w:pPr>
-            <w:r>
-              <w:rPr>
-                <w:b w:val="0"/>
-              </w:rPr>
-              <w:t>Deffrey Josh A. Austria</w:t>
+            <w:proofErr w:type="spellStart"/>
+            <w:r>
+              <w:rPr>
+                <w:b w:val="0"/>
+              </w:rPr>
+              <w:t>Deffrey</w:t>
+            </w:r>
+            <w:proofErr w:type="spellEnd"/>
+            <w:r>
+              <w:rPr>
+                <w:b w:val="0"/>
+              </w:rPr>
+              <w:t xml:space="preserve"> Josh A. Austria</w:t>
             </w:r>
           </w:p>
         </w:tc>
@@ -1677,9 +1769,11 @@
             <w:r>
               <w:t xml:space="preserve"> </w:t>
             </w:r>
+            <w:proofErr w:type="spellStart"/>
             <w:r>
               <w:t>i</w:t>
             </w:r>
+            <w:proofErr w:type="spellEnd"/>
           </w:p>
         </w:tc>
       </w:tr>
@@ -3816,8 +3910,13 @@
       <w:pPr>
         <w:pStyle w:val="BodyofResearch"/>
       </w:pPr>
-      <w:r>
-        <w:t>Yverdon De Pestalozzi, Inc. is a private senior high school offering STEM and ICT strands, dedicated to developing students’ technical skills, academic competence, and readiness for future careers through a supportive and well-structured learning environment.</w:t>
+      <w:proofErr w:type="spellStart"/>
+      <w:r>
+        <w:t>Yverdon</w:t>
+      </w:r>
+      <w:proofErr w:type="spellEnd"/>
+      <w:r>
+        <w:t xml:space="preserve"> De Pestalozzi, Inc. is a private senior high school offering STEM and ICT strands, dedicated to developing students’ technical skills, academic competence, and readiness for future careers through a supportive and well-structured learning environment.</w:t>
       </w:r>
     </w:p>
     <w:p>
@@ -3906,7 +4005,23 @@
       </w:r>
       <w:r>
         <w:lastRenderedPageBreak/>
-        <w:t>In a survey conducted to ICT and STEM Senior High School students of Yverdon De Pestallozi School Inc., a total of 104 respondents participated, consisting of 2</w:t>
+        <w:t xml:space="preserve">In a survey conducted </w:t>
+      </w:r>
+      <w:proofErr w:type="gramStart"/>
+      <w:r>
+        <w:t>to</w:t>
+      </w:r>
+      <w:proofErr w:type="gramEnd"/>
+      <w:r>
+        <w:t xml:space="preserve"> ICT and STEM Senior High School students of </w:t>
+      </w:r>
+      <w:proofErr w:type="spellStart"/>
+      <w:r>
+        <w:t>Yverdon</w:t>
+      </w:r>
+      <w:proofErr w:type="spellEnd"/>
+      <w:r>
+        <w:t xml:space="preserve"> De Pestallozi School Inc., a total of 104 respondents participated, consisting of 2</w:t>
       </w:r>
       <w:r>
         <w:t>2</w:t>
@@ -3959,9 +4074,11 @@
       <w:r>
         <w:t xml:space="preserve">%). The results revealed that most students demonstrated </w:t>
       </w:r>
+      <w:proofErr w:type="spellStart"/>
       <w:r>
         <w:t>avergae</w:t>
       </w:r>
+      <w:proofErr w:type="spellEnd"/>
       <w:r>
         <w:t xml:space="preserve"> familiarity with the Lua programming language, suggesting that it is relatively new to many respondents. </w:t>
       </w:r>
@@ -4024,8 +4141,21 @@
       <w:pPr>
         <w:pStyle w:val="BodyofResearch"/>
       </w:pPr>
-      <w:r>
-        <w:t xml:space="preserve">SandEE is an educational 2D open world survival crafting game for Lua and Python. It introduces several programming concepts related to Lua and Python. Furthermore, SandEE also includes gameplay that can serve as an exercise to advanced users of Lua and Python. The proposed study offers a supplementary learning approach for Lua and Python by slowly introducing its syntax and structure. The game embeds interpreters for Lua and Python in which code that is run impacts the game environment to show visual feedback, as well as to provide a realistic basis to the player as the interpreters will give information accurate to its real use-case. Progression is achieved through the mission system, which guides the player to progress in learning. These missions will eventually lead to rewards to further gratify the player and give them feedback on their progress. </w:t>
+      <w:proofErr w:type="spellStart"/>
+      <w:r>
+        <w:t>SandEE</w:t>
+      </w:r>
+      <w:proofErr w:type="spellEnd"/>
+      <w:r>
+        <w:t xml:space="preserve"> is an educational 2D open world survival crafting game for Lua and Python. It introduces several programming concepts related to Lua and Python. Furthermore, </w:t>
+      </w:r>
+      <w:proofErr w:type="spellStart"/>
+      <w:r>
+        <w:t>SandEE</w:t>
+      </w:r>
+      <w:proofErr w:type="spellEnd"/>
+      <w:r>
+        <w:t xml:space="preserve"> also includes gameplay that can serve as an exercise to advanced users of Lua and Python. The proposed study offers a supplementary learning approach for Lua and Python by slowly introducing its syntax and structure. The game embeds interpreters for Lua and Python in which code that is run impacts the game environment to show visual feedback, as well as to provide a realistic basis to the player as the interpreters will give information accurate to its real use-case. Progression is achieved through the mission system, which guides the player to progress in learning. These missions will eventually lead to rewards to further gratify the player and give them feedback on their progress. </w:t>
       </w:r>
     </w:p>
     <w:p>
@@ -4079,7 +4209,15 @@
         <w:pStyle w:val="BodyofResearch"/>
       </w:pPr>
       <w:r>
-        <w:t xml:space="preserve">To better understand the learning preferences of ICT and STEMS students, a survey was conducted among the grade 11 and 12 ICT and STEM students of Yverdon De Pestallozi School Inc. The results revealed that most respondents had </w:t>
+        <w:t xml:space="preserve">To better understand the learning preferences of ICT and STEMS students, a survey was conducted among the grade 11 and 12 ICT and STEM students of </w:t>
+      </w:r>
+      <w:proofErr w:type="spellStart"/>
+      <w:r>
+        <w:t>Yverdon</w:t>
+      </w:r>
+      <w:proofErr w:type="spellEnd"/>
+      <w:r>
+        <w:t xml:space="preserve"> De Pestallozi School Inc. The results revealed that most respondents had </w:t>
       </w:r>
       <w:r>
         <w:t>ave</w:t>
@@ -4263,7 +4401,15 @@
         </w:numPr>
       </w:pPr>
       <w:r>
-        <w:t>How to develop a game that enhances programming skills by providing hands-on learning where concepts are learned through experience?</w:t>
+        <w:t xml:space="preserve">How </w:t>
+      </w:r>
+      <w:proofErr w:type="gramStart"/>
+      <w:r>
+        <w:t>to</w:t>
+      </w:r>
+      <w:proofErr w:type="gramEnd"/>
+      <w:r>
+        <w:t xml:space="preserve"> develop a game that enhances programming skills by providing hands-on learning where concepts are learned through experience?</w:t>
       </w:r>
     </w:p>
     <w:p>
@@ -4355,7 +4501,15 @@
       </w:pPr>
       <w:r>
         <w:lastRenderedPageBreak/>
-        <w:t>How to develop a game that provides direct visual feedback as players learn and apply programming concepts?</w:t>
+        <w:t xml:space="preserve">How </w:t>
+      </w:r>
+      <w:proofErr w:type="gramStart"/>
+      <w:r>
+        <w:t>to</w:t>
+      </w:r>
+      <w:proofErr w:type="gramEnd"/>
+      <w:r>
+        <w:t xml:space="preserve"> develop a game that provides direct visual feedback as players learn and apply programming concepts?</w:t>
       </w:r>
     </w:p>
     <w:p>
@@ -4531,7 +4685,15 @@
         <w:t>Philippine Coding Camp</w:t>
       </w:r>
       <w:r>
-        <w:t>. These are digital learning bootcamps that primarily focus on teaching students of any age by making the courses simpler, welcoming, and open to beginners and experienced learners alike. Both provide structured courses that teach the fundamentals and concepts of programming, which they can later apply to what they have learned through exercises and challenges. They use platforms such as Roblox as a supplement and make learning more engaging. As learners progress through the courses, new concepts are slowly and simply introduced for them to better understand and retain what they are learning.</w:t>
+        <w:t xml:space="preserve">. These are digital learning bootcamps that primarily focus on teaching students of any age by making the courses simpler, welcoming, and open to beginners and experienced learners alike. Both provide structured courses that teach the fundamentals and concepts of programming, which they can later apply to what they have learned through exercises and challenges. They use platforms such as Roblox as a supplement and make learning more engaging. As learners progress through the courses, new concepts are slowly and simply introduced </w:t>
+      </w:r>
+      <w:proofErr w:type="gramStart"/>
+      <w:r>
+        <w:t>for</w:t>
+      </w:r>
+      <w:proofErr w:type="gramEnd"/>
+      <w:r>
+        <w:t xml:space="preserve"> them to better understand and retain what they are learning.</w:t>
       </w:r>
     </w:p>
     <w:p>
@@ -4568,9 +4730,14 @@
       <w:pPr>
         <w:pStyle w:val="bodybold"/>
       </w:pPr>
+      <w:proofErr w:type="spellStart"/>
       <w:r>
         <w:lastRenderedPageBreak/>
-        <w:t>Logiscool (2025)</w:t>
+        <w:t>Logiscool</w:t>
+      </w:r>
+      <w:proofErr w:type="spellEnd"/>
+      <w:r>
+        <w:t xml:space="preserve"> (2025)</w:t>
       </w:r>
       <w:bookmarkEnd w:id="31"/>
       <w:bookmarkEnd w:id="32"/>
@@ -4579,19 +4746,34 @@
       <w:pPr>
         <w:pStyle w:val="BodyofResearch"/>
       </w:pPr>
+      <w:proofErr w:type="spellStart"/>
       <w:r>
         <w:t>Logiscool</w:t>
       </w:r>
-      <w:r>
-        <w:t xml:space="preserve"> is a similar coding camp established worldwide and has a digital platform where they also teach digital courses. They provide programs where in each, they teach digital literacy, AI, and coding. They integrate gaming platforms such as Roblox and Minecraft into their learning curriculums to make learning more interesting. In addition, they also use artificial intelligence to support teaching. Part of the programs they teach are emerging languages such as Python and Lua. Python is taught within topics such machine learning, and Lua is primarily used in Roblox to create games and experiences. Logiscool’s main target is younger users but are still open to everyone.</w:t>
+      <w:proofErr w:type="spellEnd"/>
+      <w:r>
+        <w:t xml:space="preserve"> is a similar coding camp established worldwide and has a digital platform where they also teach digital courses. They provide programs where in each, they teach digital literacy, AI, and coding. They integrate gaming platforms such as Roblox and Minecraft into their learning curriculums to make learning more interesting. In addition, they also use artificial intelligence to support teaching. Part of the programs they teach are emerging languages such as Python and Lua. Python is taught within topics such machine learning, and Lua is primarily used in Roblox to create games and experiences. </w:t>
+      </w:r>
+      <w:proofErr w:type="spellStart"/>
+      <w:r>
+        <w:t>Logiscool’s</w:t>
+      </w:r>
+      <w:proofErr w:type="spellEnd"/>
+      <w:r>
+        <w:t xml:space="preserve"> main target is younger users but are still open to everyone.</w:t>
       </w:r>
     </w:p>
     <w:p>
       <w:pPr>
         <w:pStyle w:val="BodyofResearch"/>
       </w:pPr>
-      <w:r>
-        <w:t xml:space="preserve">Logiscool’s programs thoroughly teach its learners about the topics, provide and hones skills such as critical thinking and creativity. But by creating a more engaging way to teach, similarly to how they use games, learners can better learn and apply their skills into practical applications. </w:t>
+      <w:proofErr w:type="spellStart"/>
+      <w:r>
+        <w:t>Logiscool’s</w:t>
+      </w:r>
+      <w:proofErr w:type="spellEnd"/>
+      <w:r>
+        <w:t xml:space="preserve"> programs thoroughly teach its learners about the topics, provide and hones skills such as critical thinking and creativity. But by creating a more engaging way to teach, similarly to how they use games, learners can better learn and apply their skills into practical applications. </w:t>
       </w:r>
     </w:p>
     <w:p>
@@ -4614,7 +4796,15 @@
         <w:t>Hello World is</w:t>
       </w:r>
       <w:r>
-        <w:t xml:space="preserve"> a game that primarily teaches Java and C#. It teaches fundamental concepts of these two-programming languages and integrates them into gameplay. Throughout Hello World, introductory lessons are provided, then the player must use what they have learned to progress. The game then adds the challenge of using different concepts to solve a given problem. It teaches through direct engagement with </w:t>
+        <w:t xml:space="preserve"> a game that primarily teaches Java and C#. It teaches fundamental concepts of these two-programming languages and integrates them into gameplay. </w:t>
+      </w:r>
+      <w:proofErr w:type="gramStart"/>
+      <w:r>
+        <w:t>Throughout</w:t>
+      </w:r>
+      <w:proofErr w:type="gramEnd"/>
+      <w:r>
+        <w:t xml:space="preserve"> Hello World, introductory lessons are provided, then the player must use what they have learned to progress. The game then adds the challenge of using different concepts to solve a given problem. It teaches through direct engagement with </w:t>
       </w:r>
       <w:r>
         <w:t>languages</w:t>
@@ -4671,11 +4861,37 @@
       <w:pPr>
         <w:pStyle w:val="BodyofResearch"/>
       </w:pPr>
+      <w:proofErr w:type="spellStart"/>
       <w:r>
         <w:t>CodeCombat</w:t>
       </w:r>
-      <w:r>
-        <w:t xml:space="preserve"> is a digital gaming platform that primarily focuses on teaching fundamentals of programming and applying it into game scenarios. Ozaria is built from CodeCombat, where Python is one of the main focuses. They have a custom built-in engine and interpreter that helps beginners in learning how to code. This platform can be integrated in school settings, allowing students to share their projects with others and teachers to grade their work. CodeCombat works by teaching students first, then placing them in game scenarios where their knowledge is put to the test. Ozaria expands this by creating a storyline that progresses with the learner’s skill and knowledge on the subject.</w:t>
+      <w:proofErr w:type="spellEnd"/>
+      <w:r>
+        <w:t xml:space="preserve"> is a digital gaming platform that primarily focuses on teaching fundamentals of programming and applying it into game scenarios. Ozaria is built from </w:t>
+      </w:r>
+      <w:proofErr w:type="spellStart"/>
+      <w:r>
+        <w:t>CodeCombat</w:t>
+      </w:r>
+      <w:proofErr w:type="spellEnd"/>
+      <w:r>
+        <w:t xml:space="preserve">, where Python is one of the main focuses. They have a custom built-in engine and interpreter that helps beginners in learning how to code. This platform can be integrated </w:t>
+      </w:r>
+      <w:proofErr w:type="gramStart"/>
+      <w:r>
+        <w:t>in</w:t>
+      </w:r>
+      <w:proofErr w:type="gramEnd"/>
+      <w:r>
+        <w:t xml:space="preserve"> school settings, allowing students to share their projects with others and teachers to grade their work. </w:t>
+      </w:r>
+      <w:proofErr w:type="spellStart"/>
+      <w:r>
+        <w:t>CodeCombat</w:t>
+      </w:r>
+      <w:proofErr w:type="spellEnd"/>
+      <w:r>
+        <w:t xml:space="preserve"> works by teaching students first, then placing them in game scenarios where their knowledge is put to the test. Ozaria expands this by creating a storyline that progresses with the learner’s skill and knowledge on the subject.</w:t>
       </w:r>
     </w:p>
     <w:p>
@@ -4692,8 +4908,13 @@
       </w:pPr>
       <w:bookmarkStart w:id="37" w:name="_Toc213008507"/>
       <w:bookmarkStart w:id="38" w:name="_Toc213013402"/>
-      <w:r>
-        <w:t>CodinGame (2025)</w:t>
+      <w:proofErr w:type="spellStart"/>
+      <w:r>
+        <w:t>CodinGame</w:t>
+      </w:r>
+      <w:proofErr w:type="spellEnd"/>
+      <w:r>
+        <w:t xml:space="preserve"> (2025)</w:t>
       </w:r>
       <w:bookmarkEnd w:id="37"/>
       <w:bookmarkEnd w:id="38"/>
@@ -4702,8 +4923,13 @@
       <w:pPr>
         <w:pStyle w:val="BodyofResearch"/>
       </w:pPr>
-      <w:r>
-        <w:t>CodinGame i</w:t>
+      <w:proofErr w:type="spellStart"/>
+      <w:r>
+        <w:t>CodinGame</w:t>
+      </w:r>
+      <w:proofErr w:type="spellEnd"/>
+      <w:r>
+        <w:t xml:space="preserve"> i</w:t>
       </w:r>
       <w:r>
         <w:t>s an online gaming platform that uses coding as its main method of playing. It challenges developers to use their skills in competing against others across different types of games. It encourages the application of what the user knows about programming</w:t>
@@ -4712,7 +4938,15 @@
         <w:t xml:space="preserve">. </w:t>
       </w:r>
       <w:r>
-        <w:t>It features several programming languages such as Lua and Python, and developers must utilize their skills of the language throughout CodinGame’s challenges and competitions. This type of learning helps developers see what they can still learn and improve to solve future challenges and tasks they may face.</w:t>
+        <w:t xml:space="preserve">It features several programming languages such as Lua and Python, and developers must utilize their skills of the language throughout </w:t>
+      </w:r>
+      <w:proofErr w:type="spellStart"/>
+      <w:r>
+        <w:t>CodinGame’s</w:t>
+      </w:r>
+      <w:proofErr w:type="spellEnd"/>
+      <w:r>
+        <w:t xml:space="preserve"> challenges and competitions. This type of learning helps developers see what they can still learn and improve to solve future challenges and tasks they may face.</w:t>
       </w:r>
       <w:r>
         <w:t xml:space="preserve"> </w:t>
@@ -4722,12 +4956,25 @@
       <w:pPr>
         <w:pStyle w:val="BodyofResearch"/>
       </w:pPr>
-      <w:r>
-        <w:t xml:space="preserve">CodinGame is limited since it primarily focuses on competition against other players.  It doesn’t provide an exact way to teach; it only points out what is lacking when it comes to knowledge. This type of learning is limited, hence creating a game that </w:t>
+      <w:proofErr w:type="spellStart"/>
+      <w:r>
+        <w:t>CodinGame</w:t>
+      </w:r>
+      <w:proofErr w:type="spellEnd"/>
+      <w:r>
+        <w:t xml:space="preserve"> is limited since it primarily focuses on competition against other players.  It doesn’t provide an exact way to teach; it only points out what is lacking when it comes to knowledge. This type of learning is limited, hence creating a game that </w:t>
       </w:r>
       <w:r>
         <w:lastRenderedPageBreak/>
-        <w:t>teaches, and rewards players gives a sense of accomplishment and progress that provides a better experience compared to the competitive nature of CodinGame.</w:t>
+        <w:t xml:space="preserve">teaches, and rewards players gives a sense of accomplishment and progress that provides a better experience compared to the competitive nature of </w:t>
+      </w:r>
+      <w:proofErr w:type="spellStart"/>
+      <w:r>
+        <w:t>CodinGame</w:t>
+      </w:r>
+      <w:proofErr w:type="spellEnd"/>
+      <w:r>
+        <w:t>.</w:t>
       </w:r>
     </w:p>
     <w:p>
@@ -5307,8 +5554,13 @@
           <w:numId w:val="9"/>
         </w:numPr>
       </w:pPr>
-      <w:r>
-        <w:t>Adjusts the volume for the background music of the game.</w:t>
+      <w:proofErr w:type="gramStart"/>
+      <w:r>
+        <w:t>Adjusts</w:t>
+      </w:r>
+      <w:proofErr w:type="gramEnd"/>
+      <w:r>
+        <w:t xml:space="preserve"> the volume for the background music of the game.</w:t>
       </w:r>
     </w:p>
     <w:p>
@@ -5391,9 +5643,11 @@
           <w:numId w:val="9"/>
         </w:numPr>
       </w:pPr>
+      <w:proofErr w:type="gramStart"/>
       <w:r>
         <w:t>Continue</w:t>
       </w:r>
+      <w:proofErr w:type="gramEnd"/>
     </w:p>
     <w:p>
       <w:pPr>
@@ -5427,8 +5681,13 @@
           <w:numId w:val="9"/>
         </w:numPr>
       </w:pPr>
-      <w:r>
-        <w:t>Deletes the chosen save file.</w:t>
+      <w:proofErr w:type="gramStart"/>
+      <w:r>
+        <w:t>Deletes</w:t>
+      </w:r>
+      <w:proofErr w:type="gramEnd"/>
+      <w:r>
+        <w:t xml:space="preserve"> the chosen save file.</w:t>
       </w:r>
     </w:p>
     <w:p>
@@ -5777,7 +6036,15 @@
         <w:t xml:space="preserve"> be used to craft higher tier materials</w:t>
       </w:r>
       <w:r>
-        <w:t xml:space="preserve"> and other craftable items.</w:t>
+        <w:t xml:space="preserve"> and other </w:t>
+      </w:r>
+      <w:proofErr w:type="spellStart"/>
+      <w:r>
+        <w:t>craftable</w:t>
+      </w:r>
+      <w:proofErr w:type="spellEnd"/>
+      <w:r>
+        <w:t xml:space="preserve"> items.</w:t>
       </w:r>
     </w:p>
     <w:p>
@@ -5804,8 +6071,13 @@
         <w:t>Stations where the user can interact with them to produce more items</w:t>
       </w:r>
       <w:r>
-        <w:t xml:space="preserve"> that are not craftable</w:t>
-      </w:r>
+        <w:t xml:space="preserve"> that are not </w:t>
+      </w:r>
+      <w:proofErr w:type="spellStart"/>
+      <w:r>
+        <w:t>craftable</w:t>
+      </w:r>
+      <w:proofErr w:type="spellEnd"/>
       <w:r>
         <w:t xml:space="preserve"> or obtainable through exploration.</w:t>
       </w:r>
@@ -5822,7 +6094,15 @@
         <w:t>Production of items through the interactive objects can be automated once the player unloc</w:t>
       </w:r>
       <w:r>
-        <w:t>ks the algorithmica function.</w:t>
+        <w:t xml:space="preserve">ks the </w:t>
+      </w:r>
+      <w:proofErr w:type="spellStart"/>
+      <w:r>
+        <w:t>algorithmica</w:t>
+      </w:r>
+      <w:proofErr w:type="spellEnd"/>
+      <w:r>
+        <w:t xml:space="preserve"> function.</w:t>
       </w:r>
     </w:p>
     <w:p>
@@ -6125,7 +6405,23 @@
         </w:numPr>
       </w:pPr>
       <w:r>
-        <w:t>Serves as a built in IDE for the coding function in the game for both Algorithmica and Automatica.</w:t>
+        <w:t xml:space="preserve">Serves as a built in IDE for the coding function in the game for both </w:t>
+      </w:r>
+      <w:proofErr w:type="spellStart"/>
+      <w:r>
+        <w:t>Algorithmica</w:t>
+      </w:r>
+      <w:proofErr w:type="spellEnd"/>
+      <w:r>
+        <w:t xml:space="preserve"> and </w:t>
+      </w:r>
+      <w:proofErr w:type="spellStart"/>
+      <w:r>
+        <w:t>Automatica</w:t>
+      </w:r>
+      <w:proofErr w:type="spellEnd"/>
+      <w:r>
+        <w:t>.</w:t>
       </w:r>
     </w:p>
     <w:p>
@@ -6152,7 +6448,15 @@
         </w:numPr>
       </w:pPr>
       <w:r>
-        <w:t>Interprets the code  that is written by the player.</w:t>
+        <w:t xml:space="preserve">Interprets the </w:t>
+      </w:r>
+      <w:proofErr w:type="gramStart"/>
+      <w:r>
+        <w:t>code  that</w:t>
+      </w:r>
+      <w:proofErr w:type="gramEnd"/>
+      <w:r>
+        <w:t xml:space="preserve"> is written by the player.</w:t>
       </w:r>
     </w:p>
     <w:p>
@@ -6163,9 +6467,11 @@
           <w:numId w:val="9"/>
         </w:numPr>
       </w:pPr>
+      <w:proofErr w:type="spellStart"/>
       <w:r>
         <w:t>Automatica</w:t>
       </w:r>
+      <w:proofErr w:type="spellEnd"/>
     </w:p>
     <w:p>
       <w:pPr>
@@ -6176,7 +6482,15 @@
         </w:numPr>
       </w:pPr>
       <w:r>
-        <w:t>Robot-like craftables that allow the user to automate certain processes by programming it through Lua, unlockable through the Lua-focused challenge areas.</w:t>
+        <w:t xml:space="preserve">Robot-like </w:t>
+      </w:r>
+      <w:proofErr w:type="spellStart"/>
+      <w:r>
+        <w:t>craftables</w:t>
+      </w:r>
+      <w:proofErr w:type="spellEnd"/>
+      <w:r>
+        <w:t xml:space="preserve"> that allow the user to automate certain processes by programming it through Lua, unlockable through the Lua-focused challenge areas.</w:t>
       </w:r>
     </w:p>
     <w:p>
@@ -6187,8 +6501,13 @@
           <w:numId w:val="9"/>
         </w:numPr>
       </w:pPr>
-      <w:r>
-        <w:t>Automaticas can be used to automate interaction with objects and aid the player in combat.</w:t>
+      <w:proofErr w:type="spellStart"/>
+      <w:r>
+        <w:t>Automaticas</w:t>
+      </w:r>
+      <w:proofErr w:type="spellEnd"/>
+      <w:r>
+        <w:t xml:space="preserve"> can be used to automate interaction with objects and aid the player in combat.</w:t>
       </w:r>
     </w:p>
     <w:p>
@@ -6199,9 +6518,11 @@
           <w:numId w:val="9"/>
         </w:numPr>
       </w:pPr>
+      <w:proofErr w:type="spellStart"/>
       <w:r>
         <w:t>Algorithmica</w:t>
       </w:r>
+      <w:proofErr w:type="spellEnd"/>
     </w:p>
     <w:p>
       <w:pPr>
@@ -6236,7 +6557,15 @@
         </w:numPr>
       </w:pPr>
       <w:r>
-        <w:t>An advanced Automatica non-player character that introduces the user in the first few areas which helps the user during the Lua-focused challenge areas.</w:t>
+        <w:t xml:space="preserve">An advanced </w:t>
+      </w:r>
+      <w:proofErr w:type="spellStart"/>
+      <w:r>
+        <w:t>Automatica</w:t>
+      </w:r>
+      <w:proofErr w:type="spellEnd"/>
+      <w:r>
+        <w:t xml:space="preserve"> non-player character that introduces the user in the first few areas which helps the user during the Lua-focused challenge areas.</w:t>
       </w:r>
     </w:p>
     <w:p>
@@ -6248,8 +6577,13 @@
         </w:numPr>
       </w:pPr>
       <w:r>
-        <w:t>Py-san</w:t>
-      </w:r>
+        <w:t>Py-</w:t>
+      </w:r>
+      <w:proofErr w:type="spellStart"/>
+      <w:r>
+        <w:t>san</w:t>
+      </w:r>
+      <w:proofErr w:type="spellEnd"/>
     </w:p>
     <w:p>
       <w:pPr>
@@ -6260,7 +6594,15 @@
         </w:numPr>
       </w:pPr>
       <w:r>
-        <w:t xml:space="preserve">An advanced Algorithmica non-player character that introduces the user in the first few areas which </w:t>
+        <w:t xml:space="preserve">An advanced </w:t>
+      </w:r>
+      <w:proofErr w:type="spellStart"/>
+      <w:r>
+        <w:t>Algorithmica</w:t>
+      </w:r>
+      <w:proofErr w:type="spellEnd"/>
+      <w:r>
+        <w:t xml:space="preserve"> non-player character that introduces the user in the first few areas which </w:t>
       </w:r>
       <w:r>
         <w:t>help</w:t>
@@ -6500,9 +6842,11 @@
           <w:numId w:val="9"/>
         </w:numPr>
       </w:pPr>
+      <w:proofErr w:type="spellStart"/>
       <w:r>
         <w:t>Hotbar</w:t>
       </w:r>
+      <w:proofErr w:type="spellEnd"/>
     </w:p>
     <w:p>
       <w:pPr>
@@ -6583,7 +6927,23 @@
         </w:rPr>
       </w:pPr>
       <w:r>
-        <w:t>A panel that prompts the user to code in Lua or Python to either progress in a challenge area or customize their Automatica and Algorithmica.</w:t>
+        <w:t xml:space="preserve">A panel that prompts the user to code in Lua or Python to either progress in a challenge area or customize their </w:t>
+      </w:r>
+      <w:proofErr w:type="spellStart"/>
+      <w:r>
+        <w:t>Automatica</w:t>
+      </w:r>
+      <w:proofErr w:type="spellEnd"/>
+      <w:r>
+        <w:t xml:space="preserve"> and </w:t>
+      </w:r>
+      <w:proofErr w:type="spellStart"/>
+      <w:r>
+        <w:t>Algorithmica</w:t>
+      </w:r>
+      <w:proofErr w:type="spellEnd"/>
+      <w:r>
+        <w:t>.</w:t>
       </w:r>
     </w:p>
     <w:p>
@@ -6698,11 +7058,19 @@
       </w:r>
       <w:r>
         <w:tab/>
-        <w:t xml:space="preserve">and software support. Older systems may lack the necessary performance, </w:t>
+        <w:t>and software support. Older systems may lack the necessary performance</w:t>
+      </w:r>
+      <w:proofErr w:type="gramStart"/>
+      <w:r>
+        <w:t xml:space="preserve">, </w:t>
       </w:r>
       <w:r>
         <w:tab/>
-        <w:t>security updates, or engine compatibility required by Godot.</w:t>
+        <w:t>security</w:t>
+      </w:r>
+      <w:proofErr w:type="gramEnd"/>
+      <w:r>
+        <w:t xml:space="preserve"> updates, or engine compatibility required by Godot.</w:t>
       </w:r>
     </w:p>
     <w:p>
@@ -6733,6 +7101,7 @@
       <w:r>
         <w:t>in high demand across education, game development, and general programming</w:t>
       </w:r>
+      <w:proofErr w:type="gramStart"/>
       <w:r>
         <w:t xml:space="preserve">, </w:t>
       </w:r>
@@ -6740,6 +7109,7 @@
         <w:tab/>
         <w:t>making</w:t>
       </w:r>
+      <w:proofErr w:type="gramEnd"/>
       <w:r>
         <w:t xml:space="preserve"> them valuable languages for learners to practice. By restricting the system </w:t>
       </w:r>
@@ -6767,9 +7137,11 @@
       <w:r>
         <w:t xml:space="preserve">The game only supports single </w:t>
       </w:r>
+      <w:proofErr w:type="gramStart"/>
       <w:r>
         <w:t>player</w:t>
       </w:r>
+      <w:proofErr w:type="gramEnd"/>
       <w:r>
         <w:t>.</w:t>
       </w:r>
@@ -6944,7 +7316,31 @@
         <w:pStyle w:val="BodyofResearch"/>
       </w:pPr>
       <w:r>
-        <w:t>According to Viduka (2021), Python is preferred by students and professionals alike due to its ease of use, availability, efficiency, portability, and extensibility. It is a common choice suitable for education. Many schools starting from primary to secondary, all the way to universities prefers teaching Python as primary programming languages.</w:t>
+        <w:t xml:space="preserve">According to </w:t>
+      </w:r>
+      <w:proofErr w:type="spellStart"/>
+      <w:r>
+        <w:t>Viduka</w:t>
+      </w:r>
+      <w:proofErr w:type="spellEnd"/>
+      <w:r>
+        <w:t xml:space="preserve"> (2021), Python is preferred by students and professionals alike due to its ease of use, availability, efficiency, portability, and extensibility. It is a common choice suitable for education. Many schools starting from primary to </w:t>
+      </w:r>
+      <w:proofErr w:type="gramStart"/>
+      <w:r>
+        <w:t>secondary</w:t>
+      </w:r>
+      <w:proofErr w:type="gramEnd"/>
+      <w:r>
+        <w:t xml:space="preserve">, all the way to universities </w:t>
+      </w:r>
+      <w:proofErr w:type="gramStart"/>
+      <w:r>
+        <w:t>prefers</w:t>
+      </w:r>
+      <w:proofErr w:type="gramEnd"/>
+      <w:r>
+        <w:t xml:space="preserve"> teaching Python as primary programming languages.</w:t>
       </w:r>
     </w:p>
     <w:p>
@@ -6983,7 +7379,15 @@
         <w:pStyle w:val="BodyofResearch"/>
       </w:pPr>
       <w:r>
-        <w:t>Computer science software development evolves rapidly; innovative learning platforms transform how instructors teach and how aspiring developers learn programming. Several other solutions integrate interactive web based on learning programming languages. However, these methods of studying are not applicable to everyone. This is where a game-based solution can complement the traditional way of learning (Horlador, et., 2024)</w:t>
+        <w:t>Computer science software development evolves rapidly; innovative learning platforms transform how instructors teach and how aspiring developers learn programming. Several other solutions integrate interactive web based on learning programming languages. However, these methods of studying are not applicable to everyone. This is where a game-based solution can complement the traditional way of learning (</w:t>
+      </w:r>
+      <w:proofErr w:type="spellStart"/>
+      <w:r>
+        <w:t>Horlador</w:t>
+      </w:r>
+      <w:proofErr w:type="spellEnd"/>
+      <w:r>
+        <w:t>, et., 2024)</w:t>
       </w:r>
     </w:p>
     <w:p>
@@ -6991,13 +7395,29 @@
         <w:pStyle w:val="BodyofResearch"/>
       </w:pPr>
       <w:r>
-        <w:t>The rapid development of computer science education signifies that traditional methods of learning are being challenged. Conventional approaches often are lacking when it comes to engaging students or providing practical application of programming concepts (Horlador, et., 2024).</w:t>
+        <w:t>The rapid development of computer science education signifies that traditional methods of learning are being challenged. Conventional approaches often are lacking when it comes to engaging students or providing practical application of programming concepts (</w:t>
+      </w:r>
+      <w:proofErr w:type="spellStart"/>
+      <w:r>
+        <w:t>Horlador</w:t>
+      </w:r>
+      <w:proofErr w:type="spellEnd"/>
+      <w:r>
+        <w:t>, et., 2024).</w:t>
       </w:r>
       <w:r>
         <w:t xml:space="preserve"> </w:t>
       </w:r>
       <w:r>
-        <w:t>Traditionally, a beginner developer sits inside a classroom, listening to an instructor as they explain related programming concepts. However, there are instances wherein the beginner developer cannot follow along with the instructor’s sample codes (Horlador, et., 2024).</w:t>
+        <w:t>Traditionally, a beginner developer sits inside a classroom, listening to an instructor as they explain related programming concepts. However, there are instances wherein the beginner developer cannot follow along with the instructor’s sample codes (</w:t>
+      </w:r>
+      <w:proofErr w:type="spellStart"/>
+      <w:r>
+        <w:t>Horlador</w:t>
+      </w:r>
+      <w:proofErr w:type="spellEnd"/>
+      <w:r>
+        <w:t>, et., 2024).</w:t>
       </w:r>
     </w:p>
     <w:p>
@@ -7005,7 +7425,15 @@
         <w:pStyle w:val="BodyofResearch"/>
       </w:pPr>
       <w:r>
-        <w:t>The current education system is outdated in the sense that it cannot keep up with the demands of a fast-paced and information-rich world outside of the classroom. In response to these challenges, innovative learning platforms can be applied to transform the way beginner developers usually learn (Horlador, et., 2024).</w:t>
+        <w:t>The current education system is outdated in the sense that it cannot keep up with the demands of a fast-paced and information-rich world outside of the classroom. In response to these challenges, innovative learning platforms can be applied to transform the way beginner developers usually learn (</w:t>
+      </w:r>
+      <w:proofErr w:type="spellStart"/>
+      <w:r>
+        <w:t>Horlador</w:t>
+      </w:r>
+      <w:proofErr w:type="spellEnd"/>
+      <w:r>
+        <w:t>, et., 2024).</w:t>
       </w:r>
     </w:p>
     <w:p>
@@ -7063,7 +7491,15 @@
         <w:pStyle w:val="BodyofResearch"/>
       </w:pPr>
       <w:r>
-        <w:t>According to Eltomi (2025), the use of Lua programming language allows the game developers to easily implement core gameplay mechanics such as character movements, physics, and collision detection. This study also identified the problems that game developers encountered such as no prior knowledge in Lua programming language, Game size and complexity, and bad game designs. In relation to the study, it explains the use of Lua programming language in game development. However, the proposed study lacks the idea of showing how the actual Lua language is used in game development.</w:t>
+        <w:t xml:space="preserve">According to </w:t>
+      </w:r>
+      <w:proofErr w:type="spellStart"/>
+      <w:r>
+        <w:t>Eltomi</w:t>
+      </w:r>
+      <w:proofErr w:type="spellEnd"/>
+      <w:r>
+        <w:t xml:space="preserve"> (2025), the use of Lua programming language allows the game developers to easily implement core gameplay mechanics such as character movements, physics, and collision detection. This study also identified the problems that game developers encountered such as no prior knowledge in Lua programming language, Game size and complexity, and bad game designs. In relation to the study, it explains the use of Lua programming language in game development. However, the proposed study lacks the idea of showing how the actual Lua language is used in game development.</w:t>
       </w:r>
     </w:p>
     <w:p>
@@ -7071,7 +7507,15 @@
         <w:pStyle w:val="BodyofResearch"/>
       </w:pPr>
       <w:r>
-        <w:t>In a study done by Verbovetsksvi (2025), The authors identified the basic requirements for a game application, such as relevance to educational objectives, incorporation of game mechanics, the ability to write and debug code in the application, individualized passing of the game, and the ability to report and rate learning outcomes of students. The paper contains some fragments of the game workspace and code of a gaming application.</w:t>
+        <w:t xml:space="preserve">In a study done by </w:t>
+      </w:r>
+      <w:proofErr w:type="spellStart"/>
+      <w:r>
+        <w:t>Verbovetsksvi</w:t>
+      </w:r>
+      <w:proofErr w:type="spellEnd"/>
+      <w:r>
+        <w:t xml:space="preserve"> (2025), The authors identified the basic requirements for a game application, such as relevance to educational objectives, incorporation of game mechanics, the ability to write and debug code in the application, individualized passing of the game, and the ability to report and rate learning outcomes of students. The paper contains some fragments of the game workspace and code of a gaming application.</w:t>
       </w:r>
     </w:p>
     <w:p>
@@ -7079,7 +7523,31 @@
         <w:pStyle w:val="BodyofResearch"/>
       </w:pPr>
       <w:r>
-        <w:t>Several studies compare the use of Python and Lua in game development, highlighting their distinct advantages. Python, with libraries like Pygame, is favored for its simplicity and extensive community support, making it ideal for rapid prototyping and educational game development (Oleksiuk et al., 2024). However, it tends to have slower performance compared to Lua. Lua is widely used in professional game engines due to its lightweight nature, fast execution, and seamless integration with C/C++ code, making it suitable for performance-critical game scripting (MoldStud, 2025).</w:t>
+        <w:t xml:space="preserve">Several studies compare the use of Python and Lua in game development, highlighting their distinct advantages. Python, with libraries like </w:t>
+      </w:r>
+      <w:proofErr w:type="spellStart"/>
+      <w:r>
+        <w:t>Pygame</w:t>
+      </w:r>
+      <w:proofErr w:type="spellEnd"/>
+      <w:r>
+        <w:t>, is favored for its simplicity and extensive community support, making it ideal for rapid prototyping and educational game development (</w:t>
+      </w:r>
+      <w:proofErr w:type="spellStart"/>
+      <w:r>
+        <w:t>Oleksiuk</w:t>
+      </w:r>
+      <w:proofErr w:type="spellEnd"/>
+      <w:r>
+        <w:t xml:space="preserve"> et al., 2024). However, it tends to have slower performance compared to Lua. Lua is widely used in professional game engines due to its lightweight nature, fast execution, and seamless integration with C/C++ code, making it suitable for performance-critical game scripting (</w:t>
+      </w:r>
+      <w:proofErr w:type="spellStart"/>
+      <w:r>
+        <w:t>MoldStud</w:t>
+      </w:r>
+      <w:proofErr w:type="spellEnd"/>
+      <w:r>
+        <w:t>, 2025).</w:t>
       </w:r>
     </w:p>
     <w:p>
@@ -7106,7 +7574,15 @@
       </w:pPr>
       <w:r>
         <w:lastRenderedPageBreak/>
-        <w:t>Tyagi’s study (2021) compares developing a 2D Flappy Bird game in both Python (Pygame) and Lua (LOVE engine), showing that while Python is easier for beginners, Lua provides better performance and embedding capabilities for commercial projects. Other research agrees that Lua excels in embedded scripting and resource-sensitive environments, whereas Python is often used for game prototyping, tooling, and educational purposes.</w:t>
+        <w:t>Tyagi’s study (2021) compares developing a 2D Flappy Bird game in both Python (</w:t>
+      </w:r>
+      <w:proofErr w:type="spellStart"/>
+      <w:r>
+        <w:t>Pygame</w:t>
+      </w:r>
+      <w:proofErr w:type="spellEnd"/>
+      <w:r>
+        <w:t>) and Lua (LOVE engine), showing that while Python is easier for beginners, Lua provides better performance and embedding capabilities for commercial projects. Other research agrees that Lua excels in embedded scripting and resource-sensitive environments, whereas Python is often used for game prototyping, tooling, and educational purposes.</w:t>
       </w:r>
     </w:p>
     <w:p>
@@ -7203,16 +7679,50 @@
       <w:pPr>
         <w:pStyle w:val="BodyofResearch"/>
       </w:pPr>
-      <w:r>
-        <w:t>CodeCombat (2024) is a game-based learning platform that teaches languages such as Python through interactive, role-playing gameplay. Its custom-built coding engine and interpreter make it beginner friendly. The platform includes project-sharing features and teacher grading systems, making it usable in both personal and educational contexts. According to Ahlstrom (2025), the system not only simplifies coding, but they execute it in a method that emphasizes having fun. CodeCombat demonstrates how games can effectively serve as a medium for learning programming concepts.</w:t>
+      <w:proofErr w:type="spellStart"/>
+      <w:r>
+        <w:t>CodeCombat</w:t>
+      </w:r>
+      <w:proofErr w:type="spellEnd"/>
+      <w:r>
+        <w:t xml:space="preserve"> (2024) is a game-based learning platform that teaches languages such as Python through interactive, role-playing </w:t>
+      </w:r>
+      <w:proofErr w:type="spellStart"/>
+      <w:r>
+        <w:t>gameplay</w:t>
+      </w:r>
+      <w:proofErr w:type="spellEnd"/>
+      <w:r>
+        <w:t xml:space="preserve">. Its custom-built coding engine and interpreter make it beginner friendly. The platform includes project-sharing features and teacher grading systems, making it usable in both personal and educational contexts. According to Ahlstrom (2025), the system not only simplifies coding, but they execute it in a method that emphasizes having fun. </w:t>
+      </w:r>
+      <w:proofErr w:type="spellStart"/>
+      <w:r>
+        <w:t>CodeCombat</w:t>
+      </w:r>
+      <w:proofErr w:type="spellEnd"/>
+      <w:r>
+        <w:t xml:space="preserve"> demonstrates how games can effectively serve as a medium for learning programming concepts.</w:t>
       </w:r>
     </w:p>
     <w:p>
       <w:pPr>
         <w:pStyle w:val="BodyofResearch"/>
       </w:pPr>
-      <w:r>
-        <w:t xml:space="preserve">OmegaCrafter (2025) is an open-world survival craft game set in an underdevelopment game world that is being attacked by a mysterious program. Grammi, the players’ programmable sidekick can be programmed with various actions and tasks to help with mining, logging, moving materials, and crafting items (Preferred Networks, 2025) </w:t>
+      <w:proofErr w:type="spellStart"/>
+      <w:r>
+        <w:t>OmegaCrafter</w:t>
+      </w:r>
+      <w:proofErr w:type="spellEnd"/>
+      <w:r>
+        <w:t xml:space="preserve"> (2025) is an open-world survival craft game set in an underdevelopment game world that is being attacked by a mysterious program. </w:t>
+      </w:r>
+      <w:proofErr w:type="spellStart"/>
+      <w:r>
+        <w:t>Grammi</w:t>
+      </w:r>
+      <w:proofErr w:type="spellEnd"/>
+      <w:r>
+        <w:t xml:space="preserve">, the players’ programmable sidekick can be programmed with various actions and tasks to help with mining, logging, moving materials, and crafting items (Preferred Networks, 2025) </w:t>
       </w:r>
     </w:p>
     <w:p>
@@ -7220,7 +7730,23 @@
         <w:pStyle w:val="BodyofResearch"/>
       </w:pPr>
       <w:r>
-        <w:t>The Farmer Was Replaced (2023) is a game for Python-like language to fully automate various farming tasks that would otherwise be time consuming. (Herzog, 2023). Unlike most programming games, it is not divided into distinct levels that players have to complete but instead features continuous progression. Programming is done in a simple language similar to Python. The game is designed to provide basic programming concepts to the player (Herzog, 2023).</w:t>
+        <w:t xml:space="preserve">The Farmer Was Replaced (2023) is a game for Python-like language to fully automate various farming tasks that would otherwise be time consuming. (Herzog, 2023). Unlike most programming games, it is not divided into distinct levels that players </w:t>
+      </w:r>
+      <w:proofErr w:type="gramStart"/>
+      <w:r>
+        <w:t>have to</w:t>
+      </w:r>
+      <w:proofErr w:type="gramEnd"/>
+      <w:r>
+        <w:t xml:space="preserve"> complete but instead features continuous progression. Programming is done in a simple language </w:t>
+      </w:r>
+      <w:proofErr w:type="gramStart"/>
+      <w:r>
+        <w:t>similar to</w:t>
+      </w:r>
+      <w:proofErr w:type="gramEnd"/>
+      <w:r>
+        <w:t xml:space="preserve"> Python. The game is designed to provide basic programming concepts to the player (Herzog, 2023).</w:t>
       </w:r>
     </w:p>
     <w:p>
@@ -7264,8 +7790,13 @@
       <w:pPr>
         <w:pStyle w:val="BodyofResearch"/>
       </w:pPr>
-      <w:r>
-        <w:t>Logiscool (2025) is a digital learning platform that focuses on coding and digital literacy education. Its courses integrate popular platforms to provide engaging environments to enhance coding concepts. The system demonstrates the effectiveness of combining fun and interactivity with education.</w:t>
+      <w:proofErr w:type="spellStart"/>
+      <w:r>
+        <w:t>Logiscool</w:t>
+      </w:r>
+      <w:proofErr w:type="spellEnd"/>
+      <w:r>
+        <w:t xml:space="preserve"> (2025) is a digital learning platform that focuses on coding and digital literacy education. Its courses integrate popular platforms to provide engaging environments to enhance coding concepts. The system demonstrates the effectiveness of combining fun and interactivity with education.</w:t>
       </w:r>
     </w:p>
     <w:p>
@@ -7310,7 +7841,31 @@
         <w:pStyle w:val="BodyofResearch"/>
       </w:pPr>
       <w:r>
-        <w:t xml:space="preserve">The reviewed foreign and local literature, studies, and systems collectively emphasize the growing importance of game-based learning in programming education. Foreign authors (Becker, 2022; Crudu, 2024; Viduka, 2021) highlighted how games foster immersion and focus, while also pointing to the industry relevance of programming languages such as Lua and Python. Local studies (Horlador et al., 2024; Abat et al., 2024) reinforced these ideas by showing how interactive, game-based methods can complement or even surpass traditional classroom instruction, especially in engaging students who struggle with conventional approaches. Moreover, both foreign and local systems (e.g., CodeCombat, 2024; Philippine Coding Camp, 2023) demonstrated practical applications of integrating coding into interactive platforms, providing evidence that game-based solutions are not only feasible but effective in real-world educational settings. </w:t>
+        <w:t xml:space="preserve">The reviewed foreign and local literature, studies, and systems collectively emphasize the growing importance of game-based learning in programming education. Foreign authors (Becker, 2022; Crudu, 2024; </w:t>
+      </w:r>
+      <w:proofErr w:type="spellStart"/>
+      <w:r>
+        <w:t>Viduka</w:t>
+      </w:r>
+      <w:proofErr w:type="spellEnd"/>
+      <w:r>
+        <w:t>, 2021) highlighted how games foster immersion and focus, while also pointing to the industry relevance of programming languages such as Lua and Python. Local studies (</w:t>
+      </w:r>
+      <w:proofErr w:type="spellStart"/>
+      <w:r>
+        <w:t>Horlador</w:t>
+      </w:r>
+      <w:proofErr w:type="spellEnd"/>
+      <w:r>
+        <w:t xml:space="preserve"> et al., 2024; Abat et al., 2024) reinforced these ideas by showing how interactive, game-based methods can complement or even surpass traditional classroom instruction, especially in engaging students who struggle with conventional approaches. Moreover, both foreign and local systems (e.g., </w:t>
+      </w:r>
+      <w:proofErr w:type="spellStart"/>
+      <w:r>
+        <w:t>CodeCombat</w:t>
+      </w:r>
+      <w:proofErr w:type="spellEnd"/>
+      <w:r>
+        <w:t xml:space="preserve">, 2024; Philippine Coding Camp, 2023) demonstrated practical applications of integrating coding into interactive platforms, providing evidence that game-based solutions are not only feasible but effective in real-world educational settings. </w:t>
       </w:r>
     </w:p>
     <w:p>
@@ -7318,7 +7873,15 @@
         <w:pStyle w:val="BodyofResearch"/>
       </w:pPr>
       <w:r>
-        <w:t xml:space="preserve">However, despite these advances, the reviewed literature also reveals a gap: while many systems teach Python or Lua through games, few explicitly focus on bridging the fundamentals of programming with practical coding immersion tailored for beginners in the Philippine context. This gap underscores the significance of the present study, which seeks to design a game-based solution that leverages the strengths of Lua and Python while addressing the challenges faced by novice developers in traditional learning environments. In the context of learning, both data gathered from foreign and local literature are that gaming tools have been used as a powerful supplementary tool for learning and can be applicable into learning complex topics such as concepts of programming (Becker, 2022; Horlador, et al., 2024). </w:t>
+        <w:t xml:space="preserve">However, despite these advances, the reviewed literature also reveals a gap: while many systems teach Python or Lua through games, few explicitly focus on bridging the fundamentals of programming with practical coding immersion tailored for beginners in the Philippine context. This gap underscores the significance of the present study, which seeks to design a game-based solution that leverages the strengths of Lua and Python while addressing the challenges faced by novice developers in traditional learning environments. In the context of learning, both data gathered from foreign and local literature are that gaming tools have been used as a powerful supplementary tool for learning and can be applicable into learning complex topics such as concepts of programming (Becker, 2022; </w:t>
+      </w:r>
+      <w:proofErr w:type="spellStart"/>
+      <w:r>
+        <w:t>Horlador</w:t>
+      </w:r>
+      <w:proofErr w:type="spellEnd"/>
+      <w:r>
+        <w:t xml:space="preserve">, et al., 2024). </w:t>
       </w:r>
     </w:p>
     <w:p>
@@ -7326,11 +7889,27 @@
         <w:pStyle w:val="BodyofResearch"/>
       </w:pPr>
       <w:r>
-        <w:t xml:space="preserve">The difference between the gathered information from foreign and local literatures are that in foreign literature, it has been found that games have been increasingly prominent in educational settings since when it comes to learning, students can be more focused and immersed (Becker, 2022). Local literature on the other hand has found that traditional methods are becoming outdated and are challenged by more innovative means of learning, especially considering the context of teaching complex topics in </w:t>
+        <w:t xml:space="preserve">The difference between the gathered information from foreign and local </w:t>
+      </w:r>
+      <w:proofErr w:type="gramStart"/>
+      <w:r>
+        <w:t>literatures are</w:t>
+      </w:r>
+      <w:proofErr w:type="gramEnd"/>
+      <w:r>
+        <w:t xml:space="preserve"> that in foreign literature, it has been found that games have been increasingly prominent in educational settings since when it comes to learning, students can be more focused and immersed (Becker, 2022). Local literature on the other hand has found that traditional methods are becoming outdated and are challenged by more innovative means of learning, especially considering the context of teaching complex topics in </w:t>
       </w:r>
       <w:r>
         <w:lastRenderedPageBreak/>
-        <w:t xml:space="preserve">Computer Science (Horlador, et al., 2024). </w:t>
+        <w:t>Computer Science (</w:t>
+      </w:r>
+      <w:proofErr w:type="spellStart"/>
+      <w:r>
+        <w:t>Horlador</w:t>
+      </w:r>
+      <w:proofErr w:type="spellEnd"/>
+      <w:r>
+        <w:t xml:space="preserve">, et al., 2024). </w:t>
       </w:r>
     </w:p>
     <w:p>
@@ -7338,7 +7917,31 @@
         <w:pStyle w:val="BodyofResearch"/>
       </w:pPr>
       <w:r>
-        <w:t xml:space="preserve">Foreign studies done by authors (Eltomi, 2025; MoldStud, 2025; Tiyagi, 2021) gathered that Lua and Python are applicable in implementing features much easier due to each of the advantages that the two languages have. Lua is a lightweight language and integrates with C and C++ code while Python is more beginner-friendly and applicable for prototyping and tooling. </w:t>
+        <w:t>Foreign studies done by authors (</w:t>
+      </w:r>
+      <w:proofErr w:type="spellStart"/>
+      <w:r>
+        <w:t>Eltomi</w:t>
+      </w:r>
+      <w:proofErr w:type="spellEnd"/>
+      <w:r>
+        <w:t xml:space="preserve">, 2025; </w:t>
+      </w:r>
+      <w:proofErr w:type="spellStart"/>
+      <w:r>
+        <w:t>MoldStud</w:t>
+      </w:r>
+      <w:proofErr w:type="spellEnd"/>
+      <w:r>
+        <w:t xml:space="preserve">, 2025; </w:t>
+      </w:r>
+      <w:proofErr w:type="spellStart"/>
+      <w:r>
+        <w:t>Tiyagi</w:t>
+      </w:r>
+      <w:proofErr w:type="spellEnd"/>
+      <w:r>
+        <w:t xml:space="preserve">, 2021) gathered that Lua and Python are applicable in implementing features much easier due to each of the advantages that the two languages have. Lua is a lightweight language and integrates with C and C++ code while Python is more beginner-friendly and applicable for prototyping and tooling. </w:t>
       </w:r>
     </w:p>
     <w:p>
@@ -7346,7 +7949,15 @@
         <w:pStyle w:val="BodyofResearch"/>
       </w:pPr>
       <w:r>
-        <w:t xml:space="preserve">Local studies proven by authors (Cezar, 2022; Justo, et al., 2022) found that gamified learning is an effective method of learning as it has been gathered that the group that was engaged in gamified learning scored better in comparison to the group that did not. Based on what the study has gathered from the local and foreign studies, the goal is to implement gamified learning into teaching students the concepts of Lua and Python as these two languages have been shown to be appealing for beginners to learn (Oleksiuk, et al., 2024; MoldStud, 2025). </w:t>
+        <w:t xml:space="preserve">Local studies proven by authors (Cezar, 2022; Justo, et al., 2022) found that gamified learning is an effective method of learning as it has been gathered that the group that was engaged in gamified learning scored better in comparison to the group that did not. Based on what the study has gathered from the local and foreign studies, the goal is to implement gamified learning into teaching students the concepts of Lua and Python as these two languages have been shown to be appealing for beginners to learn (Oleksiuk, et al., 2024; </w:t>
+      </w:r>
+      <w:proofErr w:type="spellStart"/>
+      <w:r>
+        <w:t>MoldStud</w:t>
+      </w:r>
+      <w:proofErr w:type="spellEnd"/>
+      <w:r>
+        <w:t xml:space="preserve">, 2025). </w:t>
       </w:r>
     </w:p>
     <w:p>
@@ -7354,7 +7965,23 @@
         <w:pStyle w:val="BodyofResearch"/>
       </w:pPr>
       <w:r>
-        <w:t>The proposed game aims to be unique by implementing the methods of gamified learning into teaching the concepts of Lua and Python in such a way that it acts as a supplement alongside traditional learning methods. It acts to teach students in a more engaging way. It does so by applying concepts and ideas that the foreign and local literature and studies have gathered and combine them in such a way that it introduces a specialized method of teaching students various programming concepts. Lua and Python were chosen as the two programming languages to teach because of their simplicity and utility, making them appealing to teach.</w:t>
+        <w:t xml:space="preserve">The proposed game aims to be unique by implementing the methods of gamified learning into teaching the concepts of Lua and Python in such a way that it acts as a supplement alongside traditional learning methods. It acts to teach students in a more engaging way. It does so by applying concepts and ideas that </w:t>
+      </w:r>
+      <w:proofErr w:type="gramStart"/>
+      <w:r>
+        <w:t>the foreign</w:t>
+      </w:r>
+      <w:proofErr w:type="gramEnd"/>
+      <w:r>
+        <w:t xml:space="preserve"> and local literature and studies have gathered and </w:t>
+      </w:r>
+      <w:proofErr w:type="gramStart"/>
+      <w:r>
+        <w:t>combine</w:t>
+      </w:r>
+      <w:proofErr w:type="gramEnd"/>
+      <w:r>
+        <w:t xml:space="preserve"> them in such a way that it introduces a specialized method of teaching students various programming concepts. Lua and Python were chosen as the two programming languages to teach because of their simplicity and utility, making them appealing to teach.</w:t>
       </w:r>
     </w:p>
     <w:p>
@@ -7643,7 +8270,15 @@
         <w:pStyle w:val="BodyofResearch"/>
       </w:pPr>
       <w:r>
-        <w:t>After the initial release, the developers address the additional bugs that may appear and continue to provide fixes that have not appeared during the initial verification stage. This includes fixing incompatibility issues provided within the limitations of the software and fixing bugs that occurs inside the game.</w:t>
+        <w:t xml:space="preserve">After the initial release, the developers address the additional bugs that may appear and continue to provide fixes that have not appeared during the initial verification stage. This includes fixing incompatibility issues provided within the limitations of the software and fixing bugs that </w:t>
+      </w:r>
+      <w:proofErr w:type="gramStart"/>
+      <w:r>
+        <w:t>occurs</w:t>
+      </w:r>
+      <w:proofErr w:type="gramEnd"/>
+      <w:r>
+        <w:t xml:space="preserve"> inside the game.</w:t>
       </w:r>
     </w:p>
     <w:p>
@@ -7866,7 +8501,15 @@
               <w:pStyle w:val="BodyofResearch"/>
             </w:pPr>
             <w:r>
-              <w:t>Operating System: CachyOS (Arch Linux)</w:t>
+              <w:t xml:space="preserve">Operating System: </w:t>
+            </w:r>
+            <w:proofErr w:type="spellStart"/>
+            <w:r>
+              <w:t>CachyOS</w:t>
+            </w:r>
+            <w:proofErr w:type="spellEnd"/>
+            <w:r>
+              <w:t xml:space="preserve"> (Arch Linux)</w:t>
             </w:r>
           </w:p>
         </w:tc>
@@ -7955,8 +8598,13 @@
               <w:t xml:space="preserve"> </w:t>
             </w:r>
             <w:r>
-              <w:t>8x2 DDR4 2400mhz sodimm</w:t>
-            </w:r>
+              <w:t xml:space="preserve">8x2 DDR4 2400mhz </w:t>
+            </w:r>
+            <w:proofErr w:type="spellStart"/>
+            <w:r>
+              <w:t>sodimm</w:t>
+            </w:r>
+            <w:proofErr w:type="spellEnd"/>
             <w:r>
               <w:t xml:space="preserve"> </w:t>
             </w:r>
@@ -8160,8 +8808,16 @@
               <w:rPr>
                 <w:lang w:val="en-US"/>
               </w:rPr>
-              <w:t xml:space="preserve"> GDScript</w:t>
-            </w:r>
+              <w:t xml:space="preserve"> </w:t>
+            </w:r>
+            <w:proofErr w:type="spellStart"/>
+            <w:r>
+              <w:rPr>
+                <w:lang w:val="en-US"/>
+              </w:rPr>
+              <w:t>GDScript</w:t>
+            </w:r>
+            <w:proofErr w:type="spellEnd"/>
           </w:p>
         </w:tc>
         <w:tc>
@@ -8666,7 +9322,15 @@
         <w:pStyle w:val="BodyofResearch"/>
       </w:pPr>
       <w:r>
-        <w:t>During the fourth week of September, the developers conducted the survey to gather data from the target respondents. The collected information served as the basis for understanding user preferences and needs. In the same week, the team began drafting Chapter II, which included the review of related literature, studies, and systems relevant to the proposed project.</w:t>
+        <w:t xml:space="preserve">During the fourth week of September, the developers conducted </w:t>
+      </w:r>
+      <w:proofErr w:type="gramStart"/>
+      <w:r>
+        <w:t>the</w:t>
+      </w:r>
+      <w:proofErr w:type="gramEnd"/>
+      <w:r>
+        <w:t xml:space="preserve"> survey to gather data from the target respondents. The collected information served as the basis for understanding user preferences and needs. In the same week, the team began drafting Chapter II, which included the review of related literature, studies, and systems relevant to the proposed project.</w:t>
       </w:r>
     </w:p>
     <w:p>
@@ -9052,8 +9716,13 @@
         <w:t xml:space="preserve">Name: </w:t>
       </w:r>
       <w:r>
-        <w:t>Enoch James C. Tayanguna</w:t>
-      </w:r>
+        <w:t xml:space="preserve">Enoch James C. </w:t>
+      </w:r>
+      <w:proofErr w:type="spellStart"/>
+      <w:r>
+        <w:t>Tayanguna</w:t>
+      </w:r>
+      <w:proofErr w:type="spellEnd"/>
     </w:p>
     <w:p>
       <w:pPr>
@@ -9070,8 +9739,13 @@
       <w:r>
         <w:t xml:space="preserve">Name: </w:t>
       </w:r>
-      <w:r>
-        <w:t>Deffrey Josh A. Austria</w:t>
+      <w:proofErr w:type="spellStart"/>
+      <w:r>
+        <w:t>Deffrey</w:t>
+      </w:r>
+      <w:proofErr w:type="spellEnd"/>
+      <w:r>
+        <w:t xml:space="preserve"> Josh A. Austria</w:t>
       </w:r>
     </w:p>
     <w:p>
@@ -9171,7 +9845,27 @@
           <w:szCs w:val="24"/>
           <w:lang w:val="en-US"/>
         </w:rPr>
-        <w:t>&lt;Block 66 Lot 24 Nuvista Subdivision Barangay Santo Cristo City of San Jose Del Monte Bulacan&gt; </w:t>
+        <w:t xml:space="preserve">&lt;Block 66 Lot 24 </w:t>
+      </w:r>
+      <w:proofErr w:type="spellStart"/>
+      <w:r>
+        <w:rPr>
+          <w:rFonts w:eastAsia="Times New Roman" w:cs="Times New Roman"/>
+          <w:bCs/>
+          <w:szCs w:val="24"/>
+          <w:lang w:val="en-US"/>
+        </w:rPr>
+        <w:t>Nuvista</w:t>
+      </w:r>
+      <w:proofErr w:type="spellEnd"/>
+      <w:r>
+        <w:rPr>
+          <w:rFonts w:eastAsia="Times New Roman" w:cs="Times New Roman"/>
+          <w:bCs/>
+          <w:szCs w:val="24"/>
+          <w:lang w:val="en-US"/>
+        </w:rPr>
+        <w:t xml:space="preserve"> Subdivision Barangay Santo Cristo City of San Jose Del Monte Bulacan&gt; </w:t>
       </w:r>
     </w:p>
     <w:p>
@@ -9662,6 +10356,7 @@
                 <w:lang w:val="en-US" w:eastAsia="en-PH"/>
               </w:rPr>
             </w:pPr>
+            <w:proofErr w:type="spellStart"/>
             <w:r>
               <w:rPr>
                 <w:rFonts w:eastAsia="Times New Roman" w:cs="Times New Roman"/>
@@ -9669,7 +10364,17 @@
                 <w:sz w:val="22"/>
                 <w:lang w:val="en-US" w:eastAsia="en-PH"/>
               </w:rPr>
-              <w:t>Yverdon De Pestalozzi School </w:t>
+              <w:t>Yverdon</w:t>
+            </w:r>
+            <w:proofErr w:type="spellEnd"/>
+            <w:r>
+              <w:rPr>
+                <w:rFonts w:eastAsia="Times New Roman" w:cs="Times New Roman"/>
+                <w:bCs/>
+                <w:sz w:val="22"/>
+                <w:lang w:val="en-US" w:eastAsia="en-PH"/>
+              </w:rPr>
+              <w:t xml:space="preserve"> De Pestalozzi School </w:t>
             </w:r>
           </w:p>
         </w:tc>
@@ -10433,6 +11138,7 @@
                 <w:lang w:val="en-US" w:eastAsia="en-PH"/>
               </w:rPr>
             </w:pPr>
+            <w:proofErr w:type="spellStart"/>
             <w:r>
               <w:rPr>
                 <w:rFonts w:eastAsia="Times New Roman" w:cs="Times New Roman"/>
@@ -10442,6 +11148,7 @@
               </w:rPr>
               <w:t>Intellitech</w:t>
             </w:r>
+            <w:proofErr w:type="spellEnd"/>
           </w:p>
         </w:tc>
         <w:tc>
@@ -10534,6 +11241,7 @@
                 <w:lang w:val="en-US" w:eastAsia="en-PH"/>
               </w:rPr>
             </w:pPr>
+            <w:proofErr w:type="spellStart"/>
             <w:r>
               <w:rPr>
                 <w:rFonts w:eastAsia="Times New Roman" w:cs="Times New Roman"/>
@@ -10543,6 +11251,7 @@
               </w:rPr>
               <w:t>Intellitech</w:t>
             </w:r>
+            <w:proofErr w:type="spellEnd"/>
           </w:p>
         </w:tc>
         <w:tc>
@@ -10665,6 +11374,7 @@
                 <w:lang w:val="en-US" w:eastAsia="en-PH"/>
               </w:rPr>
             </w:pPr>
+            <w:proofErr w:type="spellStart"/>
             <w:r>
               <w:rPr>
                 <w:rFonts w:eastAsia="Times New Roman" w:cs="Times New Roman"/>
@@ -10674,6 +11384,7 @@
               </w:rPr>
               <w:t>Intellitech</w:t>
             </w:r>
+            <w:proofErr w:type="spellEnd"/>
           </w:p>
         </w:tc>
         <w:tc>
@@ -11503,7 +12214,27 @@
                 <w:sz w:val="22"/>
                 <w:lang w:val="en-US" w:eastAsia="en-PH"/>
               </w:rPr>
-              <w:t xml:space="preserve"> GitGud </w:t>
+              <w:t> </w:t>
+            </w:r>
+            <w:proofErr w:type="spellStart"/>
+            <w:r>
+              <w:rPr>
+                <w:rFonts w:eastAsia="Times New Roman" w:cs="Times New Roman"/>
+                <w:bCs/>
+                <w:sz w:val="22"/>
+                <w:lang w:val="en-US" w:eastAsia="en-PH"/>
+              </w:rPr>
+              <w:t>GitGud</w:t>
+            </w:r>
+            <w:proofErr w:type="spellEnd"/>
+            <w:r>
+              <w:rPr>
+                <w:rFonts w:eastAsia="Times New Roman" w:cs="Times New Roman"/>
+                <w:bCs/>
+                <w:sz w:val="22"/>
+                <w:lang w:val="en-US" w:eastAsia="en-PH"/>
+              </w:rPr>
+              <w:t xml:space="preserve"> </w:t>
             </w:r>
           </w:p>
         </w:tc>
@@ -11607,7 +12338,27 @@
           <w:szCs w:val="24"/>
           <w:lang w:val="en-US"/>
         </w:rPr>
-        <w:t>Block 34, Lot 5, Saint Therese Phase, Deca Homes Subdivision, Barangay Loma de Gato, Marilao, Bulacan </w:t>
+        <w:t xml:space="preserve">Block 34, Lot 5, Saint Therese Phase, Deca Homes Subdivision, Barangay Loma de Gato, </w:t>
+      </w:r>
+      <w:proofErr w:type="spellStart"/>
+      <w:r>
+        <w:rPr>
+          <w:rFonts w:eastAsia="Times New Roman" w:cs="Times New Roman"/>
+          <w:b w:val="0"/>
+          <w:szCs w:val="24"/>
+          <w:lang w:val="en-US"/>
+        </w:rPr>
+        <w:t>Marilao</w:t>
+      </w:r>
+      <w:proofErr w:type="spellEnd"/>
+      <w:r>
+        <w:rPr>
+          <w:rFonts w:eastAsia="Times New Roman" w:cs="Times New Roman"/>
+          <w:b w:val="0"/>
+          <w:szCs w:val="24"/>
+          <w:lang w:val="en-US"/>
+        </w:rPr>
+        <w:t>, Bulacan </w:t>
       </w:r>
     </w:p>
     <w:p>
@@ -12193,7 +12944,27 @@
                 <w:sz w:val="22"/>
                 <w:lang w:val="en-US" w:eastAsia="en-PH"/>
               </w:rPr>
-              <w:t>ST. Anne Power Academy-Marilao, inc.</w:t>
+              <w:t>ST. Anne Power Academy-</w:t>
+            </w:r>
+            <w:proofErr w:type="spellStart"/>
+            <w:r>
+              <w:rPr>
+                <w:rFonts w:eastAsia="Times New Roman" w:cs="Times New Roman"/>
+                <w:bCs/>
+                <w:sz w:val="22"/>
+                <w:lang w:val="en-US" w:eastAsia="en-PH"/>
+              </w:rPr>
+              <w:t>Marilao</w:t>
+            </w:r>
+            <w:proofErr w:type="spellEnd"/>
+            <w:r>
+              <w:rPr>
+                <w:rFonts w:eastAsia="Times New Roman" w:cs="Times New Roman"/>
+                <w:bCs/>
+                <w:sz w:val="22"/>
+                <w:lang w:val="en-US" w:eastAsia="en-PH"/>
+              </w:rPr>
+              <w:t>, inc.</w:t>
             </w:r>
           </w:p>
         </w:tc>
@@ -12449,6 +13220,7 @@
                 <w:lang w:val="en-US" w:eastAsia="en-PH"/>
               </w:rPr>
             </w:pPr>
+            <w:proofErr w:type="spellStart"/>
             <w:r>
               <w:rPr>
                 <w:rFonts w:eastAsia="Times New Roman" w:cs="Times New Roman"/>
@@ -12458,6 +13230,7 @@
               </w:rPr>
               <w:t>Intellitech</w:t>
             </w:r>
+            <w:proofErr w:type="spellEnd"/>
           </w:p>
         </w:tc>
         <w:tc>
@@ -12550,6 +13323,7 @@
                 <w:lang w:val="en-US" w:eastAsia="en-PH"/>
               </w:rPr>
             </w:pPr>
+            <w:proofErr w:type="spellStart"/>
             <w:r>
               <w:rPr>
                 <w:rFonts w:eastAsia="Times New Roman" w:cs="Times New Roman"/>
@@ -12559,6 +13333,7 @@
               </w:rPr>
               <w:t>Intellitech</w:t>
             </w:r>
+            <w:proofErr w:type="spellEnd"/>
           </w:p>
         </w:tc>
         <w:tc>
@@ -12649,6 +13424,7 @@
                 <w:lang w:val="en-US" w:eastAsia="en-PH"/>
               </w:rPr>
             </w:pPr>
+            <w:proofErr w:type="spellStart"/>
             <w:r>
               <w:rPr>
                 <w:rFonts w:eastAsia="Times New Roman" w:cs="Times New Roman"/>
@@ -12658,6 +13434,7 @@
               </w:rPr>
               <w:t>Intellitech</w:t>
             </w:r>
+            <w:proofErr w:type="spellEnd"/>
           </w:p>
         </w:tc>
         <w:tc>
@@ -12991,6 +13768,7 @@
                 <w:lang w:val="en-US" w:eastAsia="en-PH"/>
               </w:rPr>
             </w:pPr>
+            <w:proofErr w:type="spellStart"/>
             <w:r>
               <w:rPr>
                 <w:rFonts w:eastAsia="Times New Roman" w:cs="Times New Roman"/>
@@ -12998,7 +13776,17 @@
                 <w:sz w:val="22"/>
                 <w:lang w:val="en-US" w:eastAsia="en-PH"/>
               </w:rPr>
-              <w:t>Ux/Ui Design</w:t>
+              <w:t>Ux</w:t>
+            </w:r>
+            <w:proofErr w:type="spellEnd"/>
+            <w:r>
+              <w:rPr>
+                <w:rFonts w:eastAsia="Times New Roman" w:cs="Times New Roman"/>
+                <w:b w:val="0"/>
+                <w:sz w:val="22"/>
+                <w:lang w:val="en-US" w:eastAsia="en-PH"/>
+              </w:rPr>
+              <w:t>/Ui Design</w:t>
             </w:r>
           </w:p>
         </w:tc>
@@ -13578,7 +14366,27 @@
                 <w:sz w:val="22"/>
                 <w:lang w:val="en-US" w:eastAsia="en-PH"/>
               </w:rPr>
-              <w:t xml:space="preserve"> GitGud </w:t>
+              <w:t> </w:t>
+            </w:r>
+            <w:proofErr w:type="spellStart"/>
+            <w:r>
+              <w:rPr>
+                <w:rFonts w:eastAsia="Times New Roman" w:cs="Times New Roman"/>
+                <w:bCs/>
+                <w:sz w:val="22"/>
+                <w:lang w:val="en-US" w:eastAsia="en-PH"/>
+              </w:rPr>
+              <w:t>GitGud</w:t>
+            </w:r>
+            <w:proofErr w:type="spellEnd"/>
+            <w:r>
+              <w:rPr>
+                <w:rFonts w:eastAsia="Times New Roman" w:cs="Times New Roman"/>
+                <w:bCs/>
+                <w:sz w:val="22"/>
+                <w:lang w:val="en-US" w:eastAsia="en-PH"/>
+              </w:rPr>
+              <w:t xml:space="preserve"> </w:t>
             </w:r>
           </w:p>
         </w:tc>
@@ -13650,8 +14458,19 @@
                 <w:sz w:val="22"/>
                 <w:lang w:val="en-US" w:eastAsia="en-PH"/>
               </w:rPr>
-              <w:t> CodeFest</w:t>
-            </w:r>
+              <w:t> </w:t>
+            </w:r>
+            <w:proofErr w:type="spellStart"/>
+            <w:r>
+              <w:rPr>
+                <w:rFonts w:eastAsia="Times New Roman" w:cs="Times New Roman"/>
+                <w:bCs/>
+                <w:sz w:val="22"/>
+                <w:lang w:val="en-US" w:eastAsia="en-PH"/>
+              </w:rPr>
+              <w:t>CodeFest</w:t>
+            </w:r>
+            <w:proofErr w:type="spellEnd"/>
           </w:p>
         </w:tc>
       </w:tr>
@@ -13809,7 +14628,47 @@
           <w:szCs w:val="24"/>
           <w:lang w:val="en-US"/>
         </w:rPr>
-        <w:t>Block 32, Lot 17 Phase 6C Towerville, Barangay Gaya - Gaya, Towerville, San Jose Del Monte Bulacan</w:t>
+        <w:t xml:space="preserve">Block 32, Lot 17 Phase 6C </w:t>
+      </w:r>
+      <w:proofErr w:type="spellStart"/>
+      <w:r>
+        <w:rPr>
+          <w:rFonts w:eastAsia="Times New Roman" w:cs="Times New Roman"/>
+          <w:bCs/>
+          <w:szCs w:val="24"/>
+          <w:lang w:val="en-US"/>
+        </w:rPr>
+        <w:t>Towerville</w:t>
+      </w:r>
+      <w:proofErr w:type="spellEnd"/>
+      <w:r>
+        <w:rPr>
+          <w:rFonts w:eastAsia="Times New Roman" w:cs="Times New Roman"/>
+          <w:bCs/>
+          <w:szCs w:val="24"/>
+          <w:lang w:val="en-US"/>
+        </w:rPr>
+        <w:t xml:space="preserve">, Barangay Gaya - Gaya, </w:t>
+      </w:r>
+      <w:proofErr w:type="spellStart"/>
+      <w:r>
+        <w:rPr>
+          <w:rFonts w:eastAsia="Times New Roman" w:cs="Times New Roman"/>
+          <w:bCs/>
+          <w:szCs w:val="24"/>
+          <w:lang w:val="en-US"/>
+        </w:rPr>
+        <w:t>Towerville</w:t>
+      </w:r>
+      <w:proofErr w:type="spellEnd"/>
+      <w:r>
+        <w:rPr>
+          <w:rFonts w:eastAsia="Times New Roman" w:cs="Times New Roman"/>
+          <w:bCs/>
+          <w:szCs w:val="24"/>
+          <w:lang w:val="en-US"/>
+        </w:rPr>
+        <w:t>, San Jose Del Monte Bulacan</w:t>
       </w:r>
     </w:p>
     <w:p>
@@ -14388,6 +15247,7 @@
                 <w:lang w:val="en-US" w:eastAsia="en-PH"/>
               </w:rPr>
             </w:pPr>
+            <w:proofErr w:type="spellStart"/>
             <w:r>
               <w:rPr>
                 <w:rFonts w:eastAsia="Times New Roman" w:cs="Times New Roman"/>
@@ -14395,7 +15255,17 @@
                 <w:sz w:val="22"/>
                 <w:lang w:val="en-US" w:eastAsia="en-PH"/>
               </w:rPr>
-              <w:t>Marangal Elementary School</w:t>
+              <w:t>Marangal</w:t>
+            </w:r>
+            <w:proofErr w:type="spellEnd"/>
+            <w:r>
+              <w:rPr>
+                <w:rFonts w:eastAsia="Times New Roman" w:cs="Times New Roman"/>
+                <w:b w:val="0"/>
+                <w:sz w:val="22"/>
+                <w:lang w:val="en-US" w:eastAsia="en-PH"/>
+              </w:rPr>
+              <w:t xml:space="preserve"> Elementary School</w:t>
             </w:r>
           </w:p>
         </w:tc>
@@ -14981,6 +15851,7 @@
                 <w:lang w:val="en-US" w:eastAsia="en-PH"/>
               </w:rPr>
             </w:pPr>
+            <w:proofErr w:type="spellStart"/>
             <w:r>
               <w:rPr>
                 <w:rFonts w:eastAsia="Times New Roman" w:cs="Times New Roman"/>
@@ -14990,6 +15861,7 @@
               </w:rPr>
               <w:t>Intellitech</w:t>
             </w:r>
+            <w:proofErr w:type="spellEnd"/>
           </w:p>
         </w:tc>
         <w:tc>
@@ -15081,6 +15953,7 @@
                 <w:lang w:val="en-US" w:eastAsia="en-PH"/>
               </w:rPr>
             </w:pPr>
+            <w:proofErr w:type="spellStart"/>
             <w:r>
               <w:rPr>
                 <w:rFonts w:eastAsia="Times New Roman" w:cs="Times New Roman"/>
@@ -15090,6 +15963,7 @@
               </w:rPr>
               <w:t>Intellitech</w:t>
             </w:r>
+            <w:proofErr w:type="spellEnd"/>
           </w:p>
         </w:tc>
         <w:tc>
@@ -15181,6 +16055,7 @@
                 <w:lang w:val="en-US" w:eastAsia="en-PH"/>
               </w:rPr>
             </w:pPr>
+            <w:proofErr w:type="spellStart"/>
             <w:r>
               <w:rPr>
                 <w:rFonts w:eastAsia="Times New Roman" w:cs="Times New Roman"/>
@@ -15190,6 +16065,7 @@
               </w:rPr>
               <w:t>Intellitech</w:t>
             </w:r>
+            <w:proofErr w:type="spellEnd"/>
           </w:p>
         </w:tc>
         <w:tc>
@@ -16111,7 +16987,27 @@
                 <w:sz w:val="22"/>
                 <w:lang w:val="en-US" w:eastAsia="en-PH"/>
               </w:rPr>
-              <w:t xml:space="preserve"> GitGud </w:t>
+              <w:t> </w:t>
+            </w:r>
+            <w:proofErr w:type="spellStart"/>
+            <w:r>
+              <w:rPr>
+                <w:rFonts w:eastAsia="Times New Roman" w:cs="Times New Roman"/>
+                <w:bCs/>
+                <w:sz w:val="22"/>
+                <w:lang w:val="en-US" w:eastAsia="en-PH"/>
+              </w:rPr>
+              <w:t>GitGud</w:t>
+            </w:r>
+            <w:proofErr w:type="spellEnd"/>
+            <w:r>
+              <w:rPr>
+                <w:rFonts w:eastAsia="Times New Roman" w:cs="Times New Roman"/>
+                <w:bCs/>
+                <w:sz w:val="22"/>
+                <w:lang w:val="en-US" w:eastAsia="en-PH"/>
+              </w:rPr>
+              <w:t xml:space="preserve"> </w:t>
             </w:r>
           </w:p>
         </w:tc>
@@ -16174,8 +17070,19 @@
                 <w:sz w:val="22"/>
                 <w:lang w:val="en-US" w:eastAsia="en-PH"/>
               </w:rPr>
-              <w:t> CodeFest</w:t>
-            </w:r>
+              <w:t> </w:t>
+            </w:r>
+            <w:proofErr w:type="spellStart"/>
+            <w:r>
+              <w:rPr>
+                <w:rFonts w:eastAsia="Times New Roman" w:cs="Times New Roman"/>
+                <w:bCs/>
+                <w:sz w:val="22"/>
+                <w:lang w:val="en-US" w:eastAsia="en-PH"/>
+              </w:rPr>
+              <w:t>CodeFest</w:t>
+            </w:r>
+            <w:proofErr w:type="spellEnd"/>
           </w:p>
         </w:tc>
       </w:tr>
@@ -16308,7 +17215,47 @@
           <w:szCs w:val="24"/>
           <w:lang w:val="en-US"/>
         </w:rPr>
-        <w:t>1067 Malaya Street, Sapang Alat Road, Barangay 181, Pangarap Village, Caloocan City, NCR</w:t>
+        <w:t xml:space="preserve">1067 Malaya Street, </w:t>
+      </w:r>
+      <w:proofErr w:type="spellStart"/>
+      <w:r>
+        <w:rPr>
+          <w:rFonts w:eastAsia="Times New Roman" w:cs="Times New Roman"/>
+          <w:bCs/>
+          <w:szCs w:val="24"/>
+          <w:lang w:val="en-US"/>
+        </w:rPr>
+        <w:t>Sapang</w:t>
+      </w:r>
+      <w:proofErr w:type="spellEnd"/>
+      <w:r>
+        <w:rPr>
+          <w:rFonts w:eastAsia="Times New Roman" w:cs="Times New Roman"/>
+          <w:bCs/>
+          <w:szCs w:val="24"/>
+          <w:lang w:val="en-US"/>
+        </w:rPr>
+        <w:t xml:space="preserve"> Alat Road, Barangay 181, </w:t>
+      </w:r>
+      <w:proofErr w:type="spellStart"/>
+      <w:r>
+        <w:rPr>
+          <w:rFonts w:eastAsia="Times New Roman" w:cs="Times New Roman"/>
+          <w:bCs/>
+          <w:szCs w:val="24"/>
+          <w:lang w:val="en-US"/>
+        </w:rPr>
+        <w:t>Pangarap</w:t>
+      </w:r>
+      <w:proofErr w:type="spellEnd"/>
+      <w:r>
+        <w:rPr>
+          <w:rFonts w:eastAsia="Times New Roman" w:cs="Times New Roman"/>
+          <w:bCs/>
+          <w:szCs w:val="24"/>
+          <w:lang w:val="en-US"/>
+        </w:rPr>
+        <w:t xml:space="preserve"> Village, Caloocan City, NCR</w:t>
       </w:r>
     </w:p>
     <w:p>
@@ -17703,6 +18650,7 @@
                 <w:lang w:val="en-US" w:eastAsia="en-PH"/>
               </w:rPr>
             </w:pPr>
+            <w:proofErr w:type="spellStart"/>
             <w:r>
               <w:rPr>
                 <w:rFonts w:eastAsia="Times New Roman" w:cs="Times New Roman"/>
@@ -17712,6 +18660,7 @@
               </w:rPr>
               <w:t>Intellitech</w:t>
             </w:r>
+            <w:proofErr w:type="spellEnd"/>
           </w:p>
         </w:tc>
         <w:tc>
@@ -17803,6 +18752,7 @@
                 <w:lang w:val="en-US" w:eastAsia="en-PH"/>
               </w:rPr>
             </w:pPr>
+            <w:proofErr w:type="spellStart"/>
             <w:r>
               <w:rPr>
                 <w:rFonts w:eastAsia="Times New Roman" w:cs="Times New Roman"/>
@@ -17812,6 +18762,7 @@
               </w:rPr>
               <w:t>Intellitech</w:t>
             </w:r>
+            <w:proofErr w:type="spellEnd"/>
           </w:p>
         </w:tc>
         <w:tc>
@@ -17903,6 +18854,7 @@
                 <w:lang w:val="en-US" w:eastAsia="en-PH"/>
               </w:rPr>
             </w:pPr>
+            <w:proofErr w:type="spellStart"/>
             <w:r>
               <w:rPr>
                 <w:rFonts w:eastAsia="Times New Roman" w:cs="Times New Roman"/>
@@ -17912,6 +18864,7 @@
               </w:rPr>
               <w:t>Intellitech</w:t>
             </w:r>
+            <w:proofErr w:type="spellEnd"/>
           </w:p>
         </w:tc>
         <w:tc>
@@ -18833,7 +19786,27 @@
                 <w:sz w:val="22"/>
                 <w:lang w:val="en-US" w:eastAsia="en-PH"/>
               </w:rPr>
-              <w:t xml:space="preserve"> GitGud </w:t>
+              <w:t> </w:t>
+            </w:r>
+            <w:proofErr w:type="spellStart"/>
+            <w:r>
+              <w:rPr>
+                <w:rFonts w:eastAsia="Times New Roman" w:cs="Times New Roman"/>
+                <w:bCs/>
+                <w:sz w:val="22"/>
+                <w:lang w:val="en-US" w:eastAsia="en-PH"/>
+              </w:rPr>
+              <w:t>GitGud</w:t>
+            </w:r>
+            <w:proofErr w:type="spellEnd"/>
+            <w:r>
+              <w:rPr>
+                <w:rFonts w:eastAsia="Times New Roman" w:cs="Times New Roman"/>
+                <w:bCs/>
+                <w:sz w:val="22"/>
+                <w:lang w:val="en-US" w:eastAsia="en-PH"/>
+              </w:rPr>
+              <w:t xml:space="preserve"> </w:t>
             </w:r>
           </w:p>
         </w:tc>
@@ -20016,8 +20989,16 @@
         <w:rPr>
           <w:sz w:val="22"/>
         </w:rPr>
-        <w:t>Jefferson G. Mamauag</w:t>
-      </w:r>
+        <w:t xml:space="preserve">Jefferson G. </w:t>
+      </w:r>
+      <w:proofErr w:type="spellStart"/>
+      <w:r>
+        <w:rPr>
+          <w:sz w:val="22"/>
+        </w:rPr>
+        <w:t>Mamauag</w:t>
+      </w:r>
+      <w:proofErr w:type="spellEnd"/>
     </w:p>
     <w:p>
       <w:pPr>
@@ -20594,8 +21575,16 @@
         <w:rPr>
           <w:sz w:val="20"/>
         </w:rPr>
-        <w:t>Enoch James C. Tayanguna</w:t>
-      </w:r>
+        <w:t xml:space="preserve">Enoch James C. </w:t>
+      </w:r>
+      <w:proofErr w:type="spellStart"/>
+      <w:r>
+        <w:rPr>
+          <w:sz w:val="20"/>
+        </w:rPr>
+        <w:t>Tayanguna</w:t>
+      </w:r>
+      <w:proofErr w:type="spellEnd"/>
       <w:r>
         <w:rPr>
           <w:sz w:val="20"/>
@@ -20708,11 +21697,19 @@
           <w:sz w:val="20"/>
         </w:rPr>
       </w:pPr>
+      <w:proofErr w:type="spellStart"/>
       <w:r>
         <w:rPr>
           <w:sz w:val="20"/>
         </w:rPr>
-        <w:t>Deffrey Josh A. Austria</w:t>
+        <w:t>Deffrey</w:t>
+      </w:r>
+      <w:proofErr w:type="spellEnd"/>
+      <w:r>
+        <w:rPr>
+          <w:sz w:val="20"/>
+        </w:rPr>
+        <w:t xml:space="preserve"> Josh A. Austria</w:t>
       </w:r>
     </w:p>
     <w:p>
@@ -20793,7 +21790,23 @@
         <w:pStyle w:val="BodyofResearch"/>
       </w:pPr>
       <w:r>
-        <w:t xml:space="preserve">Pohl, M., Rester, M., Judmaier, P. (2009). Interactive Game Based Learning: Advantages and Disadvantages. In: Stephanidis, C. (eds) Universal Access in Human-Computer Interaction. Applications and Services. UAHCI 2009. Lecture Notes in Computer Science, vol 5616. Springer, Berlin, Heidelberg. </w:t>
+        <w:t xml:space="preserve">Pohl, M., </w:t>
+      </w:r>
+      <w:proofErr w:type="spellStart"/>
+      <w:r>
+        <w:t>Rester</w:t>
+      </w:r>
+      <w:proofErr w:type="spellEnd"/>
+      <w:r>
+        <w:t xml:space="preserve">, M., </w:t>
+      </w:r>
+      <w:proofErr w:type="spellStart"/>
+      <w:r>
+        <w:t>Judmaier</w:t>
+      </w:r>
+      <w:proofErr w:type="spellEnd"/>
+      <w:r>
+        <w:t xml:space="preserve">, P. (2009). Interactive Game Based Learning: Advantages and Disadvantages. In: Stephanidis, C. (eds) Universal Access in Human-Computer Interaction. Applications and Services. UAHCI 2009. Lecture Notes in Computer Science, vol 5616. Springer, Berlin, Heidelberg. </w:t>
       </w:r>
       <w:hyperlink r:id="rId33" w:history="1">
         <w:r>
@@ -20809,7 +21822,23 @@
         <w:pStyle w:val="BodyofResearch"/>
       </w:pPr>
       <w:r>
-        <w:t>D. Zhao, C. H. Muntean, A. E. Chis, G. Rozinaj and G. -M. Muntean, "Game-Based Learning: Enhancing Student Experience, Knowledge Gain, and Usability in Higher Education Programming Courses," in IEEE Transactions on Education, vol. 65, no. 4, pp. 502-513, Nov. 2022, doi: 10.1109/TE.2021.3136914.</w:t>
+        <w:t xml:space="preserve">D. Zhao, C. H. Muntean, A. E. Chis, G. </w:t>
+      </w:r>
+      <w:proofErr w:type="spellStart"/>
+      <w:r>
+        <w:t>Rozinaj</w:t>
+      </w:r>
+      <w:proofErr w:type="spellEnd"/>
+      <w:r>
+        <w:t xml:space="preserve"> and G. -M. Muntean, "Game-Based Learning: Enhancing Student Experience, Knowledge Gain, and Usability in Higher Education Programming Courses," in IEEE Transactions on Education, vol. 65, no. 4, pp. 502-513, Nov. 2022, </w:t>
+      </w:r>
+      <w:proofErr w:type="spellStart"/>
+      <w:r>
+        <w:t>doi</w:t>
+      </w:r>
+      <w:proofErr w:type="spellEnd"/>
+      <w:r>
+        <w:t>: 10.1109/TE.2021.3136914.</w:t>
       </w:r>
     </w:p>
     <w:p>
@@ -20825,7 +21854,15 @@
         <w:pStyle w:val="BodyofResearch"/>
       </w:pPr>
       <w:r>
-        <w:t xml:space="preserve">Becker, B. A., Denny, P., Finnie-Ansley, J., Luxton-Reilly, A., Prather, J., &amp; Santos, E. A. (2023). Programming is hard—or at least it used to be: Educational opportunities and challenges of AI code generation. In Proceedings of the 54th ACM Technical Symposium on Computer Science Education V. 1 (SIGCSE 2023) (pp. 500–506). Association for Computing Machinery. https://doi.org/10.1145/3545945.3569759  </w:t>
+        <w:t xml:space="preserve">Becker, B. A., Denny, P., Finnie-Ansley, J., Luxton-Reilly, A., Prather, J., &amp; Santos, E. A. (2023). Programming is </w:t>
+      </w:r>
+      <w:proofErr w:type="gramStart"/>
+      <w:r>
+        <w:t>hard—or</w:t>
+      </w:r>
+      <w:proofErr w:type="gramEnd"/>
+      <w:r>
+        <w:t xml:space="preserve"> at least it used to be: Educational opportunities and challenges of AI code generation. In Proceedings of the 54th ACM Technical Symposium on Computer Science Education V. 1 (SIGCSE 2023) (pp. 500–506). Association for Computing Machinery. https://doi.org/10.1145/3545945.3569759  </w:t>
       </w:r>
     </w:p>
     <w:p>
@@ -20841,7 +21878,23 @@
         <w:pStyle w:val="BodyofResearch"/>
       </w:pPr>
       <w:r>
-        <w:t xml:space="preserve">Crudu, V., &amp; MoldStud Research Team. (2024, September 27). Are Lua developers in high demand in the job market? MoldStud. https://moldstud.com/articles/p-are-lua-developers-in-high-demand-in-the-job-market  </w:t>
+        <w:t xml:space="preserve">Crudu, V., &amp; </w:t>
+      </w:r>
+      <w:proofErr w:type="spellStart"/>
+      <w:r>
+        <w:t>MoldStud</w:t>
+      </w:r>
+      <w:proofErr w:type="spellEnd"/>
+      <w:r>
+        <w:t xml:space="preserve"> Research Team. (2024, September 27). Are Lua developers in high demand in the job market? </w:t>
+      </w:r>
+      <w:proofErr w:type="spellStart"/>
+      <w:r>
+        <w:t>MoldStud</w:t>
+      </w:r>
+      <w:proofErr w:type="spellEnd"/>
+      <w:r>
+        <w:t xml:space="preserve">. https://moldstud.com/articles/p-are-lua-developers-in-high-demand-in-the-job-market  </w:t>
       </w:r>
     </w:p>
     <w:p>
@@ -20863,9 +21916,14 @@
       <w:pPr>
         <w:pStyle w:val="BodyofResearch"/>
       </w:pPr>
+      <w:proofErr w:type="spellStart"/>
       <w:r>
         <w:lastRenderedPageBreak/>
-        <w:t xml:space="preserve">Ierusalimschy, R., Figueiredo, L. H. de, &amp; Celes, W. (2025). The evolution of Lua, continued. Journal of Computer Languages, 83, 101326. https://doi.org/10.1016/j.cola.2025.101326  </w:t>
+        <w:t>Ierusalimschy</w:t>
+      </w:r>
+      <w:proofErr w:type="spellEnd"/>
+      <w:r>
+        <w:t xml:space="preserve">, R., Figueiredo, L. H. de, &amp; Celes, W. (2025). The evolution of Lua, continued. Journal of Computer Languages, 83, 101326. https://doi.org/10.1016/j.cola.2025.101326  </w:t>
       </w:r>
     </w:p>
     <w:p>
@@ -20888,8 +21946,37 @@
       <w:pPr>
         <w:pStyle w:val="BodyofResearch"/>
       </w:pPr>
-      <w:r>
-        <w:t xml:space="preserve">Viduka, D., Kraguljac, V., &amp; Ličina, B. (2021). A comparative analysis of the benefits of Python and Java for beginners. Quaestus, (19), 318–327.  </w:t>
+      <w:proofErr w:type="spellStart"/>
+      <w:r>
+        <w:t>Viduka</w:t>
+      </w:r>
+      <w:proofErr w:type="spellEnd"/>
+      <w:r>
+        <w:t xml:space="preserve">, D., </w:t>
+      </w:r>
+      <w:proofErr w:type="spellStart"/>
+      <w:r>
+        <w:t>Kraguljac</w:t>
+      </w:r>
+      <w:proofErr w:type="spellEnd"/>
+      <w:r>
+        <w:t xml:space="preserve">, V., &amp; </w:t>
+      </w:r>
+      <w:proofErr w:type="spellStart"/>
+      <w:r>
+        <w:t>Ličina</w:t>
+      </w:r>
+      <w:proofErr w:type="spellEnd"/>
+      <w:r>
+        <w:t xml:space="preserve">, B. (2021). A comparative analysis of the benefits of Python and Java for beginners. </w:t>
+      </w:r>
+      <w:proofErr w:type="spellStart"/>
+      <w:r>
+        <w:t>Quaestus</w:t>
+      </w:r>
+      <w:proofErr w:type="spellEnd"/>
+      <w:r>
+        <w:t xml:space="preserve">, (19), 318–327.  </w:t>
       </w:r>
     </w:p>
     <w:sectPr>
